--- a/documentos/ApuracaoEDevolutiva.docx
+++ b/documentos/ApuracaoEDevolutiva.docx
@@ -264,7 +264,7 @@
               <w:spacing w:before="0" w:after="0"/>
             </w:pPr>
             <w:r>
-              <w:t xml:space="preserve">1.8</w:t>
+              <w:t xml:space="preserve">1.10</w:t>
             </w:r>
           </w:p>
         </w:tc>
@@ -278,7 +278,7 @@
               <w:spacing w:before="0" w:after="0"/>
             </w:pPr>
             <w:r>
-              <w:t xml:space="preserve">2026-10-04</w:t>
+              <w:t xml:space="preserve">2026-10-05</w:t>
             </w:r>
           </w:p>
         </w:tc>
@@ -292,7 +292,7 @@
               <w:spacing w:before="0" w:after="0"/>
             </w:pPr>
             <w:r>
-              <w:t xml:space="preserve">Feature Set ampliado — Duas features novas da Sprint 6: AVL-APU-13 — Desclassificar Inscrição na Etapa (entrega de 2026-10-01, migração V00035) e AVL-APU-14 — Enviar Feedback ao Participante (entrega de 2026-10-01, migração V00034), ambas exclusivas do Administrador Nacional. Tela nova Disparo de Feedback. O Relatório da Etapa sai da tela de Ranking por Etapa e passa à de Fechamento de Etapa, que é onde o resumo de entrega o situa — o Ranking é somente leitura, sem ações</w:t>
+              <w:t xml:space="preserve">Referência corrigida — A nota sobre a natureza da etapa passa a citar a análise da Sprint 5 pelo nome que ela tem desde 2026-10-04, analise-impacto/AIM-SP05.md. Sem mudança de regra</w:t>
             </w:r>
           </w:p>
         </w:tc>
@@ -322,7 +322,7 @@
               <w:spacing w:before="0" w:after="0"/>
             </w:pPr>
             <w:r>
-              <w:t xml:space="preserve">1.7</w:t>
+              <w:t xml:space="preserve">1.9</w:t>
             </w:r>
           </w:p>
         </w:tc>
@@ -336,7 +336,7 @@
               <w:spacing w:before="0" w:after="0"/>
             </w:pPr>
             <w:r>
-              <w:t xml:space="preserve">2026-09-01</w:t>
+              <w:t xml:space="preserve">2026-10-04</w:t>
             </w:r>
           </w:p>
         </w:tc>
@@ -350,7 +350,7 @@
               <w:spacing w:before="0" w:after="0"/>
             </w:pPr>
             <w:r>
-              <w:t xml:space="preserve">Fluxo corrigido — O Fluxo Principal ainda passava por "Exportar Relatório de Inscrições Paradas", absorvida por AVL-APU-06 Gerar Relatório de Inscrições Paradas na unificação de 2026-09-01. A tela e a planilha são a mesma feature</w:t>
+              <w:t xml:space="preserve">Regenerado — Artefato regenerado com o engine 4.1.0: carimbo, subtítulo com Major Feature Set, tabela de Features sem a coluna Prioridade (perfil requisitos), tabela de Telas separada da régua seguinte e rodapé com o nome do N1. Mantida a coluna Caminho de menu, convenção desta instância</w:t>
             </w:r>
           </w:p>
         </w:tc>
@@ -380,7 +380,7 @@
               <w:spacing w:before="0" w:after="0"/>
             </w:pPr>
             <w:r>
-              <w:t xml:space="preserve">1.6</w:t>
+              <w:t xml:space="preserve">1.8</w:t>
             </w:r>
           </w:p>
         </w:tc>
@@ -394,7 +394,7 @@
               <w:spacing w:before="0" w:after="0"/>
             </w:pPr>
             <w:r>
-              <w:t xml:space="preserve">2026-09-01</w:t>
+              <w:t xml:space="preserve">2026-10-04</w:t>
             </w:r>
           </w:p>
         </w:tc>
@@ -408,7 +408,7 @@
               <w:spacing w:before="0" w:after="0"/>
             </w:pPr>
             <w:r>
-              <w:t xml:space="preserve">Referência corrigida — A reabertura era citada como AVL-APU-08, que na árvore é Consultar Ranking da Etapa — o ID certo é AVL-APU-12 Reabrir Etapa por UF, e ela já tem N3</w:t>
+              <w:t xml:space="preserve">Feature Set ampliado — Duas features novas da Sprint 6: AVL-APU-13 — Desclassificar Inscrição na Etapa (entrega de 2026-10-01, migração V00035) e AVL-APU-14 — Enviar Feedback ao Participante (entrega de 2026-10-01, migração V00034), ambas exclusivas do Administrador Nacional. Tela nova Disparo de Feedback. O Relatório da Etapa sai da tela de Ranking por Etapa e passa à de Fechamento de Etapa, que é onde o resumo de entrega o situa — o Ranking é somente leitura, sem ações</w:t>
             </w:r>
           </w:p>
         </w:tc>
@@ -438,7 +438,7 @@
               <w:spacing w:before="0" w:after="0"/>
             </w:pPr>
             <w:r>
-              <w:t xml:space="preserve">1.5</w:t>
+              <w:t xml:space="preserve">1.7</w:t>
             </w:r>
           </w:p>
         </w:tc>
@@ -466,7 +466,7 @@
               <w:spacing w:before="0" w:after="0"/>
             </w:pPr>
             <w:r>
-              <w:t xml:space="preserve">Feature acrescentada — AVL-APU-12 Reabrir Etapa por UF ganha N3 próprio: era a única feature nova da SP05 sem spec. Entra na matriz como exclusiva do Administrador Nacional, coerente com o fechamento</w:t>
+              <w:t xml:space="preserve">Fluxo corrigido — O Fluxo Principal ainda passava por "Exportar Relatório de Inscrições Paradas", absorvida por AVL-APU-06 Gerar Relatório de Inscrições Paradas na unificação de 2026-09-01. A tela e a planilha são a mesma feature</w:t>
             </w:r>
           </w:p>
         </w:tc>
@@ -496,6 +496,122 @@
               <w:spacing w:before="0" w:after="0"/>
             </w:pPr>
             <w:r>
+              <w:t xml:space="preserve">1.6</w:t>
+            </w:r>
+          </w:p>
+        </w:tc>
+        <w:tc>
+          <w:tcPr>
+            <w:tcW w:w="1367" w:type="dxa"/>
+            <w:vAlign w:val="center"/>
+          </w:tcPr>
+          <w:p>
+            <w:pPr>
+              <w:spacing w:before="0" w:after="0"/>
+            </w:pPr>
+            <w:r>
+              <w:t xml:space="preserve">2026-09-01</w:t>
+            </w:r>
+          </w:p>
+        </w:tc>
+        <w:tc>
+          <w:tcPr>
+            <w:tcW w:w="5616" w:type="dxa"/>
+            <w:vAlign w:val="center"/>
+          </w:tcPr>
+          <w:p>
+            <w:pPr>
+              <w:spacing w:before="0" w:after="0"/>
+            </w:pPr>
+            <w:r>
+              <w:t xml:space="preserve">Referência corrigida — A reabertura era citada como AVL-APU-08, que na árvore é Consultar Ranking da Etapa — o ID certo é AVL-APU-12 Reabrir Etapa por UF, e ela já tem N3</w:t>
+            </w:r>
+          </w:p>
+        </w:tc>
+        <w:tc>
+          <w:tcPr>
+            <w:tcW w:w="1568" w:type="dxa"/>
+            <w:vAlign w:val="center"/>
+          </w:tcPr>
+          <w:p>
+            <w:pPr>
+              <w:spacing w:before="0" w:after="0"/>
+            </w:pPr>
+            <w:r>
+              <w:t xml:space="preserve">PHL TI</w:t>
+            </w:r>
+          </w:p>
+        </w:tc>
+      </w:tr>
+      <w:tr>
+        <w:tc>
+          <w:tcPr>
+            <w:tcW w:w="1077" w:type="dxa"/>
+            <w:vAlign w:val="center"/>
+          </w:tcPr>
+          <w:p>
+            <w:pPr>
+              <w:spacing w:before="0" w:after="0"/>
+            </w:pPr>
+            <w:r>
+              <w:t xml:space="preserve">1.5</w:t>
+            </w:r>
+          </w:p>
+        </w:tc>
+        <w:tc>
+          <w:tcPr>
+            <w:tcW w:w="1367" w:type="dxa"/>
+            <w:vAlign w:val="center"/>
+          </w:tcPr>
+          <w:p>
+            <w:pPr>
+              <w:spacing w:before="0" w:after="0"/>
+            </w:pPr>
+            <w:r>
+              <w:t xml:space="preserve">2026-09-01</w:t>
+            </w:r>
+          </w:p>
+        </w:tc>
+        <w:tc>
+          <w:tcPr>
+            <w:tcW w:w="5616" w:type="dxa"/>
+            <w:vAlign w:val="center"/>
+          </w:tcPr>
+          <w:p>
+            <w:pPr>
+              <w:spacing w:before="0" w:after="0"/>
+            </w:pPr>
+            <w:r>
+              <w:t xml:space="preserve">Feature acrescentada — AVL-APU-12 Reabrir Etapa por UF ganha N3 próprio: era a única feature nova da SP05 sem spec. Entra na matriz como exclusiva do Administrador Nacional, coerente com o fechamento</w:t>
+            </w:r>
+          </w:p>
+        </w:tc>
+        <w:tc>
+          <w:tcPr>
+            <w:tcW w:w="1568" w:type="dxa"/>
+            <w:vAlign w:val="center"/>
+          </w:tcPr>
+          <w:p>
+            <w:pPr>
+              <w:spacing w:before="0" w:after="0"/>
+            </w:pPr>
+            <w:r>
+              <w:t xml:space="preserve">PHL TI</w:t>
+            </w:r>
+          </w:p>
+        </w:tc>
+      </w:tr>
+      <w:tr>
+        <w:tc>
+          <w:tcPr>
+            <w:tcW w:w="1077" w:type="dxa"/>
+            <w:vAlign w:val="center"/>
+          </w:tcPr>
+          <w:p>
+            <w:pPr>
+              <w:spacing w:before="0" w:after="0"/>
+            </w:pPr>
+            <w:r>
               <w:t xml:space="preserve">1.4</w:t>
             </w:r>
           </w:p>
@@ -524,7 +640,7 @@
               <w:spacing w:before="0" w:after="0"/>
             </w:pPr>
             <w:r>
-              <w:t xml:space="preserve">Matriz acrescentada — Nova seção *Visibilidade da etapa por perfil*: o que cada perfil enxerga e a abrangência do corte passam a derivar da natureza da etapa (nacional × regional), e não mais dos perfis autorizados a operá-la. ⚠️ Falta o campo que declara essa natureza</w:t>
+              <w:t xml:space="preserve">Matriz acrescentada — Nova seção Visibilidade da etapa por perfil: o que cada perfil enxerga e a abrangência do corte passam a derivar da natureza da etapa (nacional × regional), e não mais dos perfis autorizados a operá-la. ⚠️ Falta o campo que declara essa natureza</w:t>
             </w:r>
           </w:p>
         </w:tc>
@@ -1410,7 +1526,7 @@
               <w:spacing w:before="0" w:after="0"/>
             </w:pPr>
             <w:r>
-              <w:t xml:space="preserve">Ranking, drawer de desempate manual, fechamento por UF, reabertura do estado fechado, desclassificação de inscrição com justificativa e exportação do Relatório da Etapa ⚠️ *(tela derivada de HU não fornecida)*</w:t>
+              <w:t xml:space="preserve">Ranking, drawer de desempate manual, fechamento por UF, reabertura do estado fechado, desclassificação de inscrição com justificativa e exportação do Relatório da Etapa ⚠️ (tela derivada de HU não fornecida)</w:t>
             </w:r>
           </w:p>
         </w:tc>
@@ -1572,7 +1688,7 @@
               <w:spacing w:before="0" w:after="0"/>
             </w:pPr>
             <w:r>
-              <w:t xml:space="preserve">Premiação › Avaliação › Disparo de Feedback ⚠️ *a conferir*</w:t>
+              <w:t xml:space="preserve">Premiação › Avaliação › Disparo de Feedback ⚠️ a conferir</w:t>
             </w:r>
           </w:p>
         </w:tc>
@@ -1687,7 +1803,7 @@
       <w:r>
         <w:drawing>
           <wp:inline distT="0" distB="0" distL="0" distR="0">
-            <wp:extent cx="4907620" cy="8412480"/>
+            <wp:extent cx="6035040" cy="6663690"/>
             <wp:effectExtent l="0" t="0" r="0" b="0"/>
             <wp:docPr id="300" name="Jornada"/>
             <wp:cNvGraphicFramePr>
@@ -1709,7 +1825,7 @@
                   <pic:spPr>
                     <a:xfrm>
                       <a:off x="0" y="0"/>
-                      <a:ext cx="4907620" cy="8412480"/>
+                      <a:ext cx="6035040" cy="6663690"/>
                     </a:xfrm>
                     <a:prstGeom prst="rect">
                       <a:avLst/>
@@ -2539,6 +2655,11 @@
       </w:r>
     </w:p>
     <w:p>
+      <w:r>
+        <w:t xml:space="preserve">Na tela de Fechamento de Etapa (Premiação › Avaliação), o administrador escolhe a premiação e a etapa e aciona a apuração; o resultado aparece em blocos de estado e grupo de disputa, com a colocação, a média ponderada e os selos de classificação e de premiação de cada inscrição, acompanhado de indicadores como o total no ranking, os estados fechados e os empates na linha de corte.</w:t>
+      </w:r>
+    </w:p>
+    <w:p>
       <w:pPr>
         <w:pStyle w:val="AxureHeadingBasic"/>
         <w:keepNext/>
@@ -2679,7 +2800,7 @@
               <w:spacing w:before="0" w:after="0"/>
             </w:pPr>
             <w:r>
-              <w:t xml:space="preserve">A apuração considera apenas as inscrições cujas avaliações da etapa estão todas finalizadas. ⚠️ *(condição derivada do data-model — a confirmar na HU de fechamento)*</w:t>
+              <w:t xml:space="preserve">A apuração considera apenas as inscrições cujas avaliações da etapa estão todas finalizadas. ⚠️ (condição derivada do data-model — a confirmar na HU de fechamento)</w:t>
             </w:r>
           </w:p>
         </w:tc>
@@ -2709,7 +2830,7 @@
               <w:spacing w:before="0" w:after="0"/>
             </w:pPr>
             <w:r>
-              <w:t xml:space="preserve">As inscrições competem entre si dentro do mesmo grupo de disputa — oferta (tipo de participante × modalidade × categoria × submodalidade) e enquadramento. *(a submodalidade foi acrescentada ao grupo em 2026-09-01, convergindo com a alocação)*</w:t>
+              <w:t xml:space="preserve">As inscrições competem entre si dentro do mesmo grupo de disputa — oferta (tipo de participante × modalidade × categoria × submodalidade) e enquadramento. (a submodalidade foi acrescentada ao grupo em 2026-09-01, convergindo com a alocação)</w:t>
             </w:r>
           </w:p>
         </w:tc>
@@ -2739,7 +2860,7 @@
               <w:spacing w:before="0" w:after="0"/>
             </w:pPr>
             <w:r>
-              <w:t xml:space="preserve">A abrangência da disputa deriva da natureza da etapa: em etapa nacional, todas as inscrições da etapa disputam entre si dentro de cada grupo, sem recorte por estado; em etapa regional, a disputa ocorre por estado dentro de cada grupo. → ver AVL-ETA-02 (Cadastrar Etapa), regra da abrangência do corte. ⚠️ *(não há campo próprio que declare a natureza da etapa: hoje ela é lida da lista de perfis autorizados — a etapa é regional quando o Administrador Regional consta nela e nacional quando não consta. Declarar a natureza como campo da etapa é alteração de modelo ainda a decidir — ver ANALISE_IMPACTO_SP05.md, *Definições ainda em aberto*)*</w:t>
+              <w:t xml:space="preserve">A abrangência da disputa deriva da natureza da etapa: em etapa nacional, todas as inscrições da etapa disputam entre si dentro de cada grupo, sem recorte por estado; em etapa regional, a disputa ocorre por estado dentro de cada grupo. → ver AVL-ETA-02 (Cadastrar Etapa), regra da abrangência do corte. ⚠️ (não há campo próprio que declare a natureza da etapa: hoje ela é lida da lista de perfis autorizados — a etapa é regional quando o Administrador Regional consta nela e nacional quando não consta. Declarar a natureza como campo da etapa é alteração de modelo ainda a decidir — ver analise-impacto/AIM-SP05.md, Definições ainda em aberto)</w:t>
             </w:r>
           </w:p>
         </w:tc>
@@ -4064,11 +4185,13 @@
         <w:tblLook w:val="04A0" w:firstRow="1" w:lastRow="0" w:firstColumn="1" w:lastColumn="0" w:noHBand="0" w:noVBand="1"/>
       </w:tblPr>
       <w:tblGrid>
-        <w:gridCol w:w="1925"/>
-        <w:gridCol w:w="1925"/>
-        <w:gridCol w:w="1925"/>
-        <w:gridCol w:w="1925"/>
-        <w:gridCol w:w="1928"/>
+        <w:gridCol w:w="1197"/>
+        <w:gridCol w:w="1197"/>
+        <w:gridCol w:w="1740"/>
+        <w:gridCol w:w="1100"/>
+        <w:gridCol w:w="1255"/>
+        <w:gridCol w:w="1445"/>
+        <w:gridCol w:w="1694"/>
       </w:tblGrid>
       <w:tr>
         <w:trPr>
@@ -4076,7 +4199,7 @@
         </w:trPr>
         <w:tc>
           <w:tcPr>
-            <w:tcW w:w="1925" w:type="dxa"/>
+            <w:tcW w:w="1197" w:type="dxa"/>
             <w:shd w:val="clear" w:color="auto" w:fill="00B4C8"/>
             <w:vAlign w:val="center"/>
           </w:tcPr>
@@ -4100,7 +4223,7 @@
         </w:tc>
         <w:tc>
           <w:tcPr>
-            <w:tcW w:w="1925" w:type="dxa"/>
+            <w:tcW w:w="1197" w:type="dxa"/>
             <w:shd w:val="clear" w:color="auto" w:fill="00B4C8"/>
             <w:vAlign w:val="center"/>
           </w:tcPr>
@@ -4118,13 +4241,13 @@
                 <w:b/>
                 <w:bCs/>
               </w:rPr>
-              <w:t xml:space="preserve">Preenchimento</w:t>
-            </w:r>
-          </w:p>
-        </w:tc>
-        <w:tc>
-          <w:tcPr>
-            <w:tcW w:w="1925" w:type="dxa"/>
+              <w:t xml:space="preserve">Entidade</w:t>
+            </w:r>
+          </w:p>
+        </w:tc>
+        <w:tc>
+          <w:tcPr>
+            <w:tcW w:w="1740" w:type="dxa"/>
             <w:shd w:val="clear" w:color="auto" w:fill="00B4C8"/>
             <w:vAlign w:val="center"/>
           </w:tcPr>
@@ -4142,13 +4265,13 @@
                 <w:b/>
                 <w:bCs/>
               </w:rPr>
-              <w:t xml:space="preserve">Tipo</w:t>
-            </w:r>
-          </w:p>
-        </w:tc>
-        <w:tc>
-          <w:tcPr>
-            <w:tcW w:w="1925" w:type="dxa"/>
+              <w:t xml:space="preserve">Preenchimento</w:t>
+            </w:r>
+          </w:p>
+        </w:tc>
+        <w:tc>
+          <w:tcPr>
+            <w:tcW w:w="1100" w:type="dxa"/>
             <w:shd w:val="clear" w:color="auto" w:fill="00B4C8"/>
             <w:vAlign w:val="center"/>
           </w:tcPr>
@@ -4166,13 +4289,13 @@
                 <w:b/>
                 <w:bCs/>
               </w:rPr>
-              <w:t xml:space="preserve">Obrigatório</w:t>
-            </w:r>
-          </w:p>
-        </w:tc>
-        <w:tc>
-          <w:tcPr>
-            <w:tcW w:w="1928" w:type="dxa"/>
+              <w:t xml:space="preserve">Edição</w:t>
+            </w:r>
+          </w:p>
+        </w:tc>
+        <w:tc>
+          <w:tcPr>
+            <w:tcW w:w="1255" w:type="dxa"/>
             <w:shd w:val="clear" w:color="auto" w:fill="00B4C8"/>
             <w:vAlign w:val="center"/>
           </w:tcPr>
@@ -4190,6 +4313,54 @@
                 <w:b/>
                 <w:bCs/>
               </w:rPr>
+              <w:t xml:space="preserve">Tipo</w:t>
+            </w:r>
+          </w:p>
+        </w:tc>
+        <w:tc>
+          <w:tcPr>
+            <w:tcW w:w="1445" w:type="dxa"/>
+            <w:shd w:val="clear" w:color="auto" w:fill="00B4C8"/>
+            <w:vAlign w:val="center"/>
+          </w:tcPr>
+          <w:p>
+            <w:pPr>
+              <w:spacing w:before="120" w:after="120"/>
+              <w:jc w:val="center"/>
+              <w:rPr>
+                <w:b/>
+                <w:bCs/>
+              </w:rPr>
+            </w:pPr>
+            <w:r>
+              <w:rPr>
+                <w:b/>
+                <w:bCs/>
+              </w:rPr>
+              <w:t xml:space="preserve">Obrigatório</w:t>
+            </w:r>
+          </w:p>
+        </w:tc>
+        <w:tc>
+          <w:tcPr>
+            <w:tcW w:w="1694" w:type="dxa"/>
+            <w:shd w:val="clear" w:color="auto" w:fill="00B4C8"/>
+            <w:vAlign w:val="center"/>
+          </w:tcPr>
+          <w:p>
+            <w:pPr>
+              <w:spacing w:before="120" w:after="120"/>
+              <w:jc w:val="center"/>
+              <w:rPr>
+                <w:b/>
+                <w:bCs/>
+              </w:rPr>
+            </w:pPr>
+            <w:r>
+              <w:rPr>
+                <w:b/>
+                <w:bCs/>
+              </w:rPr>
               <w:t xml:space="preserve">Validação</w:t>
             </w:r>
           </w:p>
@@ -4198,7 +4369,7 @@
       <w:tr>
         <w:tc>
           <w:tcPr>
-            <w:tcW w:w="1925" w:type="dxa"/>
+            <w:tcW w:w="1197" w:type="dxa"/>
             <w:vAlign w:val="center"/>
           </w:tcPr>
           <w:p>
@@ -4212,21 +4383,49 @@
         </w:tc>
         <w:tc>
           <w:tcPr>
-            <w:tcW w:w="1925" w:type="dxa"/>
-            <w:vAlign w:val="center"/>
-          </w:tcPr>
-          <w:p>
-            <w:pPr>
-              <w:spacing w:before="0" w:after="0"/>
-            </w:pPr>
-            <w:r>
-              <w:t xml:space="preserve">seleção da tela de fechamento</w:t>
-            </w:r>
-          </w:p>
-        </w:tc>
-        <w:tc>
-          <w:tcPr>
-            <w:tcW w:w="1925" w:type="dxa"/>
+            <w:tcW w:w="1197" w:type="dxa"/>
+            <w:vAlign w:val="center"/>
+          </w:tcPr>
+          <w:p>
+            <w:pPr>
+              <w:spacing w:before="0" w:after="0"/>
+            </w:pPr>
+            <w:r>
+              <w:t xml:space="preserve">Premiação</w:t>
+            </w:r>
+          </w:p>
+        </w:tc>
+        <w:tc>
+          <w:tcPr>
+            <w:tcW w:w="1740" w:type="dxa"/>
+            <w:vAlign w:val="center"/>
+          </w:tcPr>
+          <w:p>
+            <w:pPr>
+              <w:spacing w:before="0" w:after="0"/>
+            </w:pPr>
+            <w:r>
+              <w:t xml:space="preserve">entrada do usuário</w:t>
+            </w:r>
+          </w:p>
+        </w:tc>
+        <w:tc>
+          <w:tcPr>
+            <w:tcW w:w="1100" w:type="dxa"/>
+            <w:vAlign w:val="center"/>
+          </w:tcPr>
+          <w:p>
+            <w:pPr>
+              <w:spacing w:before="0" w:after="0"/>
+            </w:pPr>
+            <w:r>
+              <w:t xml:space="preserve">editável</w:t>
+            </w:r>
+          </w:p>
+        </w:tc>
+        <w:tc>
+          <w:tcPr>
+            <w:tcW w:w="1255" w:type="dxa"/>
             <w:vAlign w:val="center"/>
           </w:tcPr>
           <w:p>
@@ -4240,7 +4439,7 @@
         </w:tc>
         <w:tc>
           <w:tcPr>
-            <w:tcW w:w="1925" w:type="dxa"/>
+            <w:tcW w:w="1445" w:type="dxa"/>
             <w:vAlign w:val="center"/>
           </w:tcPr>
           <w:p>
@@ -4254,15 +4453,15 @@
         </w:tc>
         <w:tc>
           <w:tcPr>
-            <w:tcW w:w="1928" w:type="dxa"/>
-            <w:vAlign w:val="center"/>
-          </w:tcPr>
-          <w:p>
-            <w:pPr>
-              <w:spacing w:before="0" w:after="0"/>
-            </w:pPr>
-            <w:r>
-              <w:t xml:space="preserve">premiação cujo resultado é apurado</w:t>
+            <w:tcW w:w="1694" w:type="dxa"/>
+            <w:vAlign w:val="center"/>
+          </w:tcPr>
+          <w:p>
+            <w:pPr>
+              <w:spacing w:before="0" w:after="0"/>
+            </w:pPr>
+            <w:r>
+              <w:t xml:space="preserve">premiação cujo resultado é apurado, escolhida na tela de fechamento</w:t>
             </w:r>
           </w:p>
         </w:tc>
@@ -4270,7 +4469,7 @@
       <w:tr>
         <w:tc>
           <w:tcPr>
-            <w:tcW w:w="1925" w:type="dxa"/>
+            <w:tcW w:w="1197" w:type="dxa"/>
             <w:vAlign w:val="center"/>
           </w:tcPr>
           <w:p>
@@ -4284,21 +4483,49 @@
         </w:tc>
         <w:tc>
           <w:tcPr>
-            <w:tcW w:w="1925" w:type="dxa"/>
-            <w:vAlign w:val="center"/>
-          </w:tcPr>
-          <w:p>
-            <w:pPr>
-              <w:spacing w:before="0" w:after="0"/>
-            </w:pPr>
-            <w:r>
-              <w:t xml:space="preserve">seleção da tela de fechamento</w:t>
-            </w:r>
-          </w:p>
-        </w:tc>
-        <w:tc>
-          <w:tcPr>
-            <w:tcW w:w="1925" w:type="dxa"/>
+            <w:tcW w:w="1197" w:type="dxa"/>
+            <w:vAlign w:val="center"/>
+          </w:tcPr>
+          <w:p>
+            <w:pPr>
+              <w:spacing w:before="0" w:after="0"/>
+            </w:pPr>
+            <w:r>
+              <w:t xml:space="preserve">Etapa</w:t>
+            </w:r>
+          </w:p>
+        </w:tc>
+        <w:tc>
+          <w:tcPr>
+            <w:tcW w:w="1740" w:type="dxa"/>
+            <w:vAlign w:val="center"/>
+          </w:tcPr>
+          <w:p>
+            <w:pPr>
+              <w:spacing w:before="0" w:after="0"/>
+            </w:pPr>
+            <w:r>
+              <w:t xml:space="preserve">entrada do usuário</w:t>
+            </w:r>
+          </w:p>
+        </w:tc>
+        <w:tc>
+          <w:tcPr>
+            <w:tcW w:w="1100" w:type="dxa"/>
+            <w:vAlign w:val="center"/>
+          </w:tcPr>
+          <w:p>
+            <w:pPr>
+              <w:spacing w:before="0" w:after="0"/>
+            </w:pPr>
+            <w:r>
+              <w:t xml:space="preserve">editável</w:t>
+            </w:r>
+          </w:p>
+        </w:tc>
+        <w:tc>
+          <w:tcPr>
+            <w:tcW w:w="1255" w:type="dxa"/>
             <w:vAlign w:val="center"/>
           </w:tcPr>
           <w:p>
@@ -4312,7 +4539,7 @@
         </w:tc>
         <w:tc>
           <w:tcPr>
-            <w:tcW w:w="1925" w:type="dxa"/>
+            <w:tcW w:w="1445" w:type="dxa"/>
             <w:vAlign w:val="center"/>
           </w:tcPr>
           <w:p>
@@ -4326,15 +4553,15 @@
         </w:tc>
         <w:tc>
           <w:tcPr>
-            <w:tcW w:w="1928" w:type="dxa"/>
-            <w:vAlign w:val="center"/>
-          </w:tcPr>
-          <w:p>
-            <w:pPr>
-              <w:spacing w:before="0" w:after="0"/>
-            </w:pPr>
-            <w:r>
-              <w:t xml:space="preserve">etapa da premiação selecionada</w:t>
+            <w:tcW w:w="1694" w:type="dxa"/>
+            <w:vAlign w:val="center"/>
+          </w:tcPr>
+          <w:p>
+            <w:pPr>
+              <w:spacing w:before="0" w:after="0"/>
+            </w:pPr>
+            <w:r>
+              <w:t xml:space="preserve">etapa da premiação selecionada, escolhida na tela de fechamento</w:t>
             </w:r>
           </w:p>
         </w:tc>
@@ -4578,7 +4805,7 @@
               <w:spacing w:before="0" w:after="0"/>
             </w:pPr>
             <w:r>
-              <w:t xml:space="preserve">Ao apurar a etapa ⚠️ *(nomes do enum a confirmar no data-model)*</w:t>
+              <w:t xml:space="preserve">Ao apurar a etapa ⚠️ (nomes do enum a confirmar no data-model)</w:t>
             </w:r>
           </w:p>
         </w:tc>
@@ -4675,6 +4902,11 @@
     <w:p>
       <w:r>
         <w:t xml:space="preserve">Apresenta em tela própria, somente para leitura, o resultado já apurado de uma etapa — a colocação de cada inscrição dentro do seu bloco de disputa, a média e os selos de classificado e de premiado — para consulta depois do fechamento.</w:t>
+      </w:r>
+    </w:p>
+    <w:p>
+      <w:r>
+        <w:t xml:space="preserve">Na tela Ranking por Etapa, o administrador seleciona a premiação e a etapa — ou chega com a etapa já escolhida — e consulta os blocos de disputa com a lista ordenada, com as linhas de corte de classificação e de premiação destacadas em cada bloco.</w:t>
       </w:r>
     </w:p>
     <w:p>
@@ -4878,7 +5110,7 @@
               <w:spacing w:before="0" w:after="0"/>
             </w:pPr>
             <w:r>
-              <w:t xml:space="preserve">O que cada perfil enxerga de uma etapa deriva da natureza da etapa: em etapa regional, o Administrador Nacional consulta os blocos de todos os estados e o Administrador Regional apenas os das unidades federativas às quais está vinculado; a etapa nacional não é apresentada ao Administrador Regional. → ver o N2 do Feature Set, *Visibilidade da etapa por perfil*.</w:t>
+              <w:t xml:space="preserve">O que cada perfil enxerga de uma etapa deriva da natureza da etapa: em etapa regional, o Administrador Nacional consulta os blocos de todos os estados e o Administrador Regional apenas os das unidades federativas às quais está vinculado; a etapa nacional não é apresentada ao Administrador Regional. → ver o N2 do Feature Set, Visibilidade da etapa por perfil.</w:t>
             </w:r>
           </w:p>
         </w:tc>
@@ -5865,7 +6097,22 @@
     </w:p>
     <w:p>
       <w:r>
-        <w:t xml:space="preserve">Permite ao Administrador Nacional retirar uma inscrição da disputa de uma etapa, com justificativa registrada, para que ela não avance nem ocupe posição no resultado daquele estado — e devolvê-la à disputa enquanto o estado continuar aberto. A desclassificação é um estado binário reversível: a mesma linha do ranking oferece a ação de desclassificar quando a inscrição está em disputa e a de reverter quando está desclassificada. Por isso as duas vivem nesta feature, como par de alternância — ver engine/FEATURE-DEFINITION.md, *Pares de alternância (toggle)*. A necessidade nasce de uma situação concreta da premiação: uma mesma instituição de ensino pode concorrer em vários estados, mas só pode seguir uma vez para a etapa nacional. Sem um meio de retirar a inscrição excedente, o resultado de um estado levaria adiante um concorrente repetido. A desclassificação resolve isso sem apagar a inscrição nem a sua avaliação: a inscrição continua existindo, com as notas que recebeu, apenas fora da disputa.</w:t>
+        <w:t xml:space="preserve">Permite ao Administrador Nacional retirar uma inscrição da disputa de uma etapa, com justificativa registrada, para que ela não avance nem ocupe posição no resultado daquele estado — e devolvê-la à disputa enquanto o estado continuar aberto.</w:t>
+      </w:r>
+    </w:p>
+    <w:p>
+      <w:r>
+        <w:t xml:space="preserve">Na tela de Fechamento de Etapa, o administrador aciona "Desclassificar" na linha da inscrição no ranking e informa a justificativa, de até 100 caracteres; na inscrição já desclassificada, a mesma linha oferece "Reverter desclassificação", que a devolve à disputa.</w:t>
+      </w:r>
+    </w:p>
+    <w:p>
+      <w:r>
+        <w:t xml:space="preserve">A desclassificação é um estado binário reversível: a mesma linha do ranking oferece a ação de desclassificar quando a inscrição está em disputa e a de reverter quando está desclassificada. Por isso as duas vivem nesta feature, como par de alternância — ver engine/FEATURE-DEFINITION.md, Pares de alternância (toggle).</w:t>
+      </w:r>
+    </w:p>
+    <w:p>
+      <w:r>
+        <w:t xml:space="preserve">A necessidade nasce de uma situação concreta da premiação: uma mesma instituição de ensino pode concorrer em vários estados, mas só pode seguir uma vez para a etapa nacional. Sem um meio de retirar a inscrição excedente, o resultado de um estado levaria adiante um concorrente repetido. A desclassificação resolve isso sem apagar a inscrição nem a sua avaliação: a inscrição continua existindo, com as notas que recebeu, apenas fora da disputa.</w:t>
       </w:r>
     </w:p>
     <w:p>
@@ -6339,7 +6586,7 @@
               <w:spacing w:before="0" w:after="0"/>
             </w:pPr>
             <w:r>
-              <w:t xml:space="preserve">A reversão apaga o registro da desclassificação — a justificativa, a data e o responsável —, de modo que não fica trilha das desclassificações anteriores de uma mesma inscrição. ⚠️ *(mesma consequência aceita no fechamento por UF, regra 11 de AVL-APU-03; confirmar com o produto se a premiação precisa dessa trilha)*</w:t>
+              <w:t xml:space="preserve">A reversão apaga o registro da desclassificação — a justificativa, a data e o responsável —, de modo que não fica trilha das desclassificações anteriores de uma mesma inscrição. ⚠️ (mesma consequência aceita no fechamento por UF, regra 11 de AVL-APU-03; confirmar com o produto se a premiação precisa dessa trilha)</w:t>
             </w:r>
           </w:p>
         </w:tc>
@@ -7164,13 +7411,13 @@
         <w:tblLook w:val="04A0" w:firstRow="1" w:lastRow="0" w:firstColumn="1" w:lastColumn="0" w:noHBand="0" w:noVBand="1"/>
       </w:tblPr>
       <w:tblGrid>
-        <w:gridCol w:w="1375"/>
-        <w:gridCol w:w="1375"/>
-        <w:gridCol w:w="1375"/>
-        <w:gridCol w:w="1375"/>
-        <w:gridCol w:w="1375"/>
-        <w:gridCol w:w="1375"/>
-        <w:gridCol w:w="1378"/>
+        <w:gridCol w:w="1719"/>
+        <w:gridCol w:w="1084"/>
+        <w:gridCol w:w="1574"/>
+        <w:gridCol w:w="993"/>
+        <w:gridCol w:w="1084"/>
+        <w:gridCol w:w="1716"/>
+        <w:gridCol w:w="1458"/>
       </w:tblGrid>
       <w:tr>
         <w:trPr>
@@ -7178,7 +7425,7 @@
         </w:trPr>
         <w:tc>
           <w:tcPr>
-            <w:tcW w:w="1375" w:type="dxa"/>
+            <w:tcW w:w="1719" w:type="dxa"/>
             <w:shd w:val="clear" w:color="auto" w:fill="00B4C8"/>
             <w:vAlign w:val="center"/>
           </w:tcPr>
@@ -7202,7 +7449,7 @@
         </w:tc>
         <w:tc>
           <w:tcPr>
-            <w:tcW w:w="1375" w:type="dxa"/>
+            <w:tcW w:w="1084" w:type="dxa"/>
             <w:shd w:val="clear" w:color="auto" w:fill="00B4C8"/>
             <w:vAlign w:val="center"/>
           </w:tcPr>
@@ -7226,7 +7473,7 @@
         </w:tc>
         <w:tc>
           <w:tcPr>
-            <w:tcW w:w="1375" w:type="dxa"/>
+            <w:tcW w:w="1574" w:type="dxa"/>
             <w:shd w:val="clear" w:color="auto" w:fill="00B4C8"/>
             <w:vAlign w:val="center"/>
           </w:tcPr>
@@ -7250,7 +7497,7 @@
         </w:tc>
         <w:tc>
           <w:tcPr>
-            <w:tcW w:w="1375" w:type="dxa"/>
+            <w:tcW w:w="993" w:type="dxa"/>
             <w:shd w:val="clear" w:color="auto" w:fill="00B4C8"/>
             <w:vAlign w:val="center"/>
           </w:tcPr>
@@ -7274,7 +7521,7 @@
         </w:tc>
         <w:tc>
           <w:tcPr>
-            <w:tcW w:w="1375" w:type="dxa"/>
+            <w:tcW w:w="1084" w:type="dxa"/>
             <w:shd w:val="clear" w:color="auto" w:fill="00B4C8"/>
             <w:vAlign w:val="center"/>
           </w:tcPr>
@@ -7298,7 +7545,7 @@
         </w:tc>
         <w:tc>
           <w:tcPr>
-            <w:tcW w:w="1375" w:type="dxa"/>
+            <w:tcW w:w="1716" w:type="dxa"/>
             <w:shd w:val="clear" w:color="auto" w:fill="00B4C8"/>
             <w:vAlign w:val="center"/>
           </w:tcPr>
@@ -7322,7 +7569,7 @@
         </w:tc>
         <w:tc>
           <w:tcPr>
-            <w:tcW w:w="1378" w:type="dxa"/>
+            <w:tcW w:w="1458" w:type="dxa"/>
             <w:shd w:val="clear" w:color="auto" w:fill="00B4C8"/>
             <w:vAlign w:val="center"/>
           </w:tcPr>
@@ -7348,7 +7595,7 @@
       <w:tr>
         <w:tc>
           <w:tcPr>
-            <w:tcW w:w="1375" w:type="dxa"/>
+            <w:tcW w:w="1719" w:type="dxa"/>
             <w:vAlign w:val="center"/>
           </w:tcPr>
           <w:p>
@@ -7362,7 +7609,7 @@
         </w:tc>
         <w:tc>
           <w:tcPr>
-            <w:tcW w:w="1375" w:type="dxa"/>
+            <w:tcW w:w="1084" w:type="dxa"/>
             <w:vAlign w:val="center"/>
           </w:tcPr>
           <w:p>
@@ -7376,21 +7623,21 @@
         </w:tc>
         <w:tc>
           <w:tcPr>
-            <w:tcW w:w="1375" w:type="dxa"/>
-            <w:vAlign w:val="center"/>
-          </w:tcPr>
-          <w:p>
-            <w:pPr>
-              <w:spacing w:before="0" w:after="0"/>
-            </w:pPr>
-            <w:r>
-              <w:t xml:space="preserve">seleção → linha do ranking</w:t>
-            </w:r>
-          </w:p>
-        </w:tc>
-        <w:tc>
-          <w:tcPr>
-            <w:tcW w:w="1375" w:type="dxa"/>
+            <w:tcW w:w="1574" w:type="dxa"/>
+            <w:vAlign w:val="center"/>
+          </w:tcPr>
+          <w:p>
+            <w:pPr>
+              <w:spacing w:before="0" w:after="0"/>
+            </w:pPr>
+            <w:r>
+              <w:t xml:space="preserve">entrada do usuário</w:t>
+            </w:r>
+          </w:p>
+        </w:tc>
+        <w:tc>
+          <w:tcPr>
+            <w:tcW w:w="993" w:type="dxa"/>
             <w:vAlign w:val="center"/>
           </w:tcPr>
           <w:p>
@@ -7404,7 +7651,7 @@
         </w:tc>
         <w:tc>
           <w:tcPr>
-            <w:tcW w:w="1375" w:type="dxa"/>
+            <w:tcW w:w="1084" w:type="dxa"/>
             <w:vAlign w:val="center"/>
           </w:tcPr>
           <w:p>
@@ -7418,7 +7665,7 @@
         </w:tc>
         <w:tc>
           <w:tcPr>
-            <w:tcW w:w="1375" w:type="dxa"/>
+            <w:tcW w:w="1716" w:type="dxa"/>
             <w:vAlign w:val="center"/>
           </w:tcPr>
           <w:p>
@@ -7432,15 +7679,15 @@
         </w:tc>
         <w:tc>
           <w:tcPr>
-            <w:tcW w:w="1378" w:type="dxa"/>
-            <w:vAlign w:val="center"/>
-          </w:tcPr>
-          <w:p>
-            <w:pPr>
-              <w:spacing w:before="0" w:after="0"/>
-            </w:pPr>
-            <w:r>
-              <w:t xml:space="preserve">a inscrição é a da linha de onde a ação parte</w:t>
+            <w:tcW w:w="1458" w:type="dxa"/>
+            <w:vAlign w:val="center"/>
+          </w:tcPr>
+          <w:p>
+            <w:pPr>
+              <w:spacing w:before="0" w:after="0"/>
+            </w:pPr>
+            <w:r>
+              <w:t xml:space="preserve">a inscrição é a da linha do ranking de onde a ação parte</w:t>
             </w:r>
           </w:p>
         </w:tc>
@@ -7448,7 +7695,7 @@
       <w:tr>
         <w:tc>
           <w:tcPr>
-            <w:tcW w:w="1375" w:type="dxa"/>
+            <w:tcW w:w="1719" w:type="dxa"/>
             <w:vAlign w:val="center"/>
           </w:tcPr>
           <w:p>
@@ -7462,7 +7709,7 @@
         </w:tc>
         <w:tc>
           <w:tcPr>
-            <w:tcW w:w="1375" w:type="dxa"/>
+            <w:tcW w:w="1084" w:type="dxa"/>
             <w:vAlign w:val="center"/>
           </w:tcPr>
           <w:p>
@@ -7476,7 +7723,7 @@
         </w:tc>
         <w:tc>
           <w:tcPr>
-            <w:tcW w:w="1375" w:type="dxa"/>
+            <w:tcW w:w="1574" w:type="dxa"/>
             <w:vAlign w:val="center"/>
           </w:tcPr>
           <w:p>
@@ -7490,7 +7737,7 @@
         </w:tc>
         <w:tc>
           <w:tcPr>
-            <w:tcW w:w="1375" w:type="dxa"/>
+            <w:tcW w:w="993" w:type="dxa"/>
             <w:vAlign w:val="center"/>
           </w:tcPr>
           <w:p>
@@ -7504,7 +7751,7 @@
         </w:tc>
         <w:tc>
           <w:tcPr>
-            <w:tcW w:w="1375" w:type="dxa"/>
+            <w:tcW w:w="1084" w:type="dxa"/>
             <w:vAlign w:val="center"/>
           </w:tcPr>
           <w:p>
@@ -7518,7 +7765,7 @@
         </w:tc>
         <w:tc>
           <w:tcPr>
-            <w:tcW w:w="1375" w:type="dxa"/>
+            <w:tcW w:w="1716" w:type="dxa"/>
             <w:vAlign w:val="center"/>
           </w:tcPr>
           <w:p>
@@ -7532,7 +7779,7 @@
         </w:tc>
         <w:tc>
           <w:tcPr>
-            <w:tcW w:w="1378" w:type="dxa"/>
+            <w:tcW w:w="1458" w:type="dxa"/>
             <w:vAlign w:val="center"/>
           </w:tcPr>
           <w:p>
@@ -7884,6 +8131,11 @@
       </w:r>
     </w:p>
     <w:p>
+      <w:r>
+        <w:t xml:space="preserve">Na tela de Fechamento de Etapa, o administrador confere no bloco de cada estado as pendências por participante, informa, se quiser, uma observação e aciona o encerramento daquele estado; quando o último estado pendente é fechado, a etapa passa à situação Fechada.</w:t>
+      </w:r>
+    </w:p>
+    <w:p>
       <w:pPr>
         <w:pStyle w:val="AxureHeadingBasic"/>
         <w:keepNext/>
@@ -7994,7 +8246,7 @@
               <w:spacing w:before="0" w:after="0"/>
             </w:pPr>
             <w:r>
-              <w:t xml:space="preserve">O fechamento de uma etapa é registrado por estado; o fechamento sem estado corresponde ao bloco Nacional, que reúne as inscrições sem estado definido. ⚠️ *(UF nula = bloco Nacional, conforme data-model — a confirmar)*</w:t>
+              <w:t xml:space="preserve">O fechamento de uma etapa é registrado por estado; o fechamento sem estado corresponde ao bloco Nacional, que reúne as inscrições sem estado definido. ⚠️ (UF nula = bloco Nacional, conforme data-model — a confirmar)</w:t>
             </w:r>
           </w:p>
         </w:tc>
@@ -8084,7 +8336,7 @@
               <w:spacing w:before="0" w:after="0"/>
             </w:pPr>
             <w:r>
-              <w:t xml:space="preserve">O fechamento consolida as inscrições classificadas do estado, que são as que avançam para a etapa seguinte; a marca de premiada é independente da classificação e não determina o avanço. *(confirmado com a liderança do prêmio em 2026-09-01; até a SP05 a regra dizia que avançavam as premiadas)*</w:t>
+              <w:t xml:space="preserve">O fechamento consolida as inscrições classificadas do estado, que são as que avançam para a etapa seguinte; a marca de premiada é independente da classificação e não determina o avanço. (confirmado com a liderança do prêmio em 2026-09-01; até a SP05 a regra dizia que avançavam as premiadas)</w:t>
             </w:r>
           </w:p>
         </w:tc>
@@ -8324,7 +8576,7 @@
               <w:spacing w:before="0" w:after="0"/>
             </w:pPr>
             <w:r>
-              <w:t xml:space="preserve">A reabertura de um estado apaga o registro do fechamento anterior: o estado volta a figurar como nunca fechado, sem responsável, data nem observação do fechamento desfeito. *(decidido em 2026-09-01; a consequência aceita é que não fica trilha dos fechamentos anteriores de um mesmo estado)*</w:t>
+              <w:t xml:space="preserve">A reabertura de um estado apaga o registro do fechamento anterior: o estado volta a figurar como nunca fechado, sem responsável, data nem observação do fechamento desfeito. (decidido em 2026-09-01; a consequência aceita é que não fica trilha dos fechamentos anteriores de um mesmo estado)</w:t>
             </w:r>
           </w:p>
         </w:tc>
@@ -9104,11 +9356,13 @@
         <w:tblLook w:val="04A0" w:firstRow="1" w:lastRow="0" w:firstColumn="1" w:lastColumn="0" w:noHBand="0" w:noVBand="1"/>
       </w:tblPr>
       <w:tblGrid>
-        <w:gridCol w:w="1925"/>
-        <w:gridCol w:w="1925"/>
-        <w:gridCol w:w="1925"/>
-        <w:gridCol w:w="1925"/>
-        <w:gridCol w:w="1928"/>
+        <w:gridCol w:w="1276"/>
+        <w:gridCol w:w="1347"/>
+        <w:gridCol w:w="1715"/>
+        <w:gridCol w:w="1083"/>
+        <w:gridCol w:w="1354"/>
+        <w:gridCol w:w="1433"/>
+        <w:gridCol w:w="1420"/>
       </w:tblGrid>
       <w:tr>
         <w:trPr>
@@ -9116,7 +9370,7 @@
         </w:trPr>
         <w:tc>
           <w:tcPr>
-            <w:tcW w:w="1925" w:type="dxa"/>
+            <w:tcW w:w="1276" w:type="dxa"/>
             <w:shd w:val="clear" w:color="auto" w:fill="00B4C8"/>
             <w:vAlign w:val="center"/>
           </w:tcPr>
@@ -9140,7 +9394,7 @@
         </w:tc>
         <w:tc>
           <w:tcPr>
-            <w:tcW w:w="1925" w:type="dxa"/>
+            <w:tcW w:w="1347" w:type="dxa"/>
             <w:shd w:val="clear" w:color="auto" w:fill="00B4C8"/>
             <w:vAlign w:val="center"/>
           </w:tcPr>
@@ -9158,13 +9412,13 @@
                 <w:b/>
                 <w:bCs/>
               </w:rPr>
-              <w:t xml:space="preserve">Preenchimento</w:t>
-            </w:r>
-          </w:p>
-        </w:tc>
-        <w:tc>
-          <w:tcPr>
-            <w:tcW w:w="1925" w:type="dxa"/>
+              <w:t xml:space="preserve">Entidade</w:t>
+            </w:r>
+          </w:p>
+        </w:tc>
+        <w:tc>
+          <w:tcPr>
+            <w:tcW w:w="1715" w:type="dxa"/>
             <w:shd w:val="clear" w:color="auto" w:fill="00B4C8"/>
             <w:vAlign w:val="center"/>
           </w:tcPr>
@@ -9182,13 +9436,13 @@
                 <w:b/>
                 <w:bCs/>
               </w:rPr>
-              <w:t xml:space="preserve">Tipo</w:t>
-            </w:r>
-          </w:p>
-        </w:tc>
-        <w:tc>
-          <w:tcPr>
-            <w:tcW w:w="1925" w:type="dxa"/>
+              <w:t xml:space="preserve">Preenchimento</w:t>
+            </w:r>
+          </w:p>
+        </w:tc>
+        <w:tc>
+          <w:tcPr>
+            <w:tcW w:w="1083" w:type="dxa"/>
             <w:shd w:val="clear" w:color="auto" w:fill="00B4C8"/>
             <w:vAlign w:val="center"/>
           </w:tcPr>
@@ -9206,13 +9460,13 @@
                 <w:b/>
                 <w:bCs/>
               </w:rPr>
-              <w:t xml:space="preserve">Obrigatório</w:t>
-            </w:r>
-          </w:p>
-        </w:tc>
-        <w:tc>
-          <w:tcPr>
-            <w:tcW w:w="1928" w:type="dxa"/>
+              <w:t xml:space="preserve">Edição</w:t>
+            </w:r>
+          </w:p>
+        </w:tc>
+        <w:tc>
+          <w:tcPr>
+            <w:tcW w:w="1354" w:type="dxa"/>
             <w:shd w:val="clear" w:color="auto" w:fill="00B4C8"/>
             <w:vAlign w:val="center"/>
           </w:tcPr>
@@ -9230,6 +9484,54 @@
                 <w:b/>
                 <w:bCs/>
               </w:rPr>
+              <w:t xml:space="preserve">Tipo</w:t>
+            </w:r>
+          </w:p>
+        </w:tc>
+        <w:tc>
+          <w:tcPr>
+            <w:tcW w:w="1433" w:type="dxa"/>
+            <w:shd w:val="clear" w:color="auto" w:fill="00B4C8"/>
+            <w:vAlign w:val="center"/>
+          </w:tcPr>
+          <w:p>
+            <w:pPr>
+              <w:spacing w:before="120" w:after="120"/>
+              <w:jc w:val="center"/>
+              <w:rPr>
+                <w:b/>
+                <w:bCs/>
+              </w:rPr>
+            </w:pPr>
+            <w:r>
+              <w:rPr>
+                <w:b/>
+                <w:bCs/>
+              </w:rPr>
+              <w:t xml:space="preserve">Obrigatório</w:t>
+            </w:r>
+          </w:p>
+        </w:tc>
+        <w:tc>
+          <w:tcPr>
+            <w:tcW w:w="1420" w:type="dxa"/>
+            <w:shd w:val="clear" w:color="auto" w:fill="00B4C8"/>
+            <w:vAlign w:val="center"/>
+          </w:tcPr>
+          <w:p>
+            <w:pPr>
+              <w:spacing w:before="120" w:after="120"/>
+              <w:jc w:val="center"/>
+              <w:rPr>
+                <w:b/>
+                <w:bCs/>
+              </w:rPr>
+            </w:pPr>
+            <w:r>
+              <w:rPr>
+                <w:b/>
+                <w:bCs/>
+              </w:rPr>
               <w:t xml:space="preserve">Validação</w:t>
             </w:r>
           </w:p>
@@ -9238,7 +9540,7 @@
       <w:tr>
         <w:tc>
           <w:tcPr>
-            <w:tcW w:w="1925" w:type="dxa"/>
+            <w:tcW w:w="1276" w:type="dxa"/>
             <w:vAlign w:val="center"/>
           </w:tcPr>
           <w:p>
@@ -9252,7 +9554,21 @@
         </w:tc>
         <w:tc>
           <w:tcPr>
-            <w:tcW w:w="1925" w:type="dxa"/>
+            <w:tcW w:w="1347" w:type="dxa"/>
+            <w:vAlign w:val="center"/>
+          </w:tcPr>
+          <w:p>
+            <w:pPr>
+              <w:spacing w:before="0" w:after="0"/>
+            </w:pPr>
+            <w:r>
+              <w:t xml:space="preserve">Unidade Federativa</w:t>
+            </w:r>
+          </w:p>
+        </w:tc>
+        <w:tc>
+          <w:tcPr>
+            <w:tcW w:w="1715" w:type="dxa"/>
             <w:vAlign w:val="center"/>
           </w:tcPr>
           <w:p>
@@ -9266,21 +9582,35 @@
         </w:tc>
         <w:tc>
           <w:tcPr>
-            <w:tcW w:w="1925" w:type="dxa"/>
-            <w:vAlign w:val="center"/>
-          </w:tcPr>
-          <w:p>
-            <w:pPr>
-              <w:spacing w:before="0" w:after="0"/>
-            </w:pPr>
-            <w:r>
-              <w:t xml:space="preserve">seleção → UF</w:t>
-            </w:r>
-          </w:p>
-        </w:tc>
-        <w:tc>
-          <w:tcPr>
-            <w:tcW w:w="1925" w:type="dxa"/>
+            <w:tcW w:w="1083" w:type="dxa"/>
+            <w:vAlign w:val="center"/>
+          </w:tcPr>
+          <w:p>
+            <w:pPr>
+              <w:spacing w:before="0" w:after="0"/>
+            </w:pPr>
+            <w:r>
+              <w:t xml:space="preserve">editável</w:t>
+            </w:r>
+          </w:p>
+        </w:tc>
+        <w:tc>
+          <w:tcPr>
+            <w:tcW w:w="1354" w:type="dxa"/>
+            <w:vAlign w:val="center"/>
+          </w:tcPr>
+          <w:p>
+            <w:pPr>
+              <w:spacing w:before="0" w:after="0"/>
+            </w:pPr>
+            <w:r>
+              <w:t xml:space="preserve">seleção → Unidade Federativa</w:t>
+            </w:r>
+          </w:p>
+        </w:tc>
+        <w:tc>
+          <w:tcPr>
+            <w:tcW w:w="1433" w:type="dxa"/>
             <w:vAlign w:val="center"/>
           </w:tcPr>
           <w:p>
@@ -9294,7 +9624,7 @@
         </w:tc>
         <w:tc>
           <w:tcPr>
-            <w:tcW w:w="1928" w:type="dxa"/>
+            <w:tcW w:w="1420" w:type="dxa"/>
             <w:vAlign w:val="center"/>
           </w:tcPr>
           <w:p>
@@ -9310,7 +9640,7 @@
       <w:tr>
         <w:tc>
           <w:tcPr>
-            <w:tcW w:w="1925" w:type="dxa"/>
+            <w:tcW w:w="1276" w:type="dxa"/>
             <w:vAlign w:val="center"/>
           </w:tcPr>
           <w:p>
@@ -9324,7 +9654,21 @@
         </w:tc>
         <w:tc>
           <w:tcPr>
-            <w:tcW w:w="1925" w:type="dxa"/>
+            <w:tcW w:w="1347" w:type="dxa"/>
+            <w:vAlign w:val="center"/>
+          </w:tcPr>
+          <w:p>
+            <w:pPr>
+              <w:spacing w:before="0" w:after="0"/>
+            </w:pPr>
+            <w:r>
+              <w:t xml:space="preserve">Fechamento de Etapa por UF</w:t>
+            </w:r>
+          </w:p>
+        </w:tc>
+        <w:tc>
+          <w:tcPr>
+            <w:tcW w:w="1715" w:type="dxa"/>
             <w:vAlign w:val="center"/>
           </w:tcPr>
           <w:p>
@@ -9338,7 +9682,21 @@
         </w:tc>
         <w:tc>
           <w:tcPr>
-            <w:tcW w:w="1925" w:type="dxa"/>
+            <w:tcW w:w="1083" w:type="dxa"/>
+            <w:vAlign w:val="center"/>
+          </w:tcPr>
+          <w:p>
+            <w:pPr>
+              <w:spacing w:before="0" w:after="0"/>
+            </w:pPr>
+            <w:r>
+              <w:t xml:space="preserve">editável</w:t>
+            </w:r>
+          </w:p>
+        </w:tc>
+        <w:tc>
+          <w:tcPr>
+            <w:tcW w:w="1354" w:type="dxa"/>
             <w:vAlign w:val="center"/>
           </w:tcPr>
           <w:p>
@@ -9352,7 +9710,7 @@
         </w:tc>
         <w:tc>
           <w:tcPr>
-            <w:tcW w:w="1925" w:type="dxa"/>
+            <w:tcW w:w="1433" w:type="dxa"/>
             <w:vAlign w:val="center"/>
           </w:tcPr>
           <w:p>
@@ -9366,7 +9724,7 @@
         </w:tc>
         <w:tc>
           <w:tcPr>
-            <w:tcW w:w="1928" w:type="dxa"/>
+            <w:tcW w:w="1420" w:type="dxa"/>
             <w:vAlign w:val="center"/>
           </w:tcPr>
           <w:p>
@@ -9670,7 +10028,17 @@
     </w:p>
     <w:p>
       <w:r>
-        <w:t xml:space="preserve">Permite ao Administrador Nacional avisar por e-mail os participantes de uma etapa encerrada de que a devolutiva já está disponível, conferindo antes quem vai receber e acompanhando depois o que foi enviado. Até aqui a devolutiva ficava à espera de o participante voltar ao sistema e procurá-la: a liberação era um estado que ele tinha de ir conferir. O envio fecha essa lacuna sem automatizar nada — quem decide o momento é o administrador, e o e-mail leva o participante de volta ao sistema, onde a devolutiva é lida com o contexto da etapa.</w:t>
+        <w:t xml:space="preserve">Permite ao Administrador Nacional avisar por e-mail os participantes de uma etapa encerrada de que a devolutiva já está disponível, conferindo antes quem vai receber e acompanhando depois o que foi enviado.</w:t>
+      </w:r>
+    </w:p>
+    <w:p>
+      <w:r>
+        <w:t xml:space="preserve">Pela ação no Painel de Avaliações, o administrador abre a tela de Disparo de Feedback, escolhe a premiação e a etapa, confere a relação de quem receberá o aviso e aciona o envio; depois acompanha a situação de cada aviso e devolve à fila os que falharam.</w:t>
+      </w:r>
+    </w:p>
+    <w:p>
+      <w:r>
+        <w:t xml:space="preserve">Até aqui a devolutiva ficava à espera de o participante voltar ao sistema e procurá-la: a liberação era um estado que ele tinha de ir conferir. O envio fecha essa lacuna sem automatizar nada — quem decide o momento é o administrador, e o e-mail leva o participante de volta ao sistema, onde a devolutiva é lida com o contexto da etapa.</w:t>
       </w:r>
     </w:p>
     <w:p>
@@ -10825,13 +11193,13 @@
         <w:tblLook w:val="04A0" w:firstRow="1" w:lastRow="0" w:firstColumn="1" w:lastColumn="0" w:noHBand="0" w:noVBand="1"/>
       </w:tblPr>
       <w:tblGrid>
-        <w:gridCol w:w="1375"/>
-        <w:gridCol w:w="1375"/>
-        <w:gridCol w:w="1375"/>
-        <w:gridCol w:w="1375"/>
-        <w:gridCol w:w="1375"/>
-        <w:gridCol w:w="1375"/>
-        <w:gridCol w:w="1378"/>
+        <w:gridCol w:w="1497"/>
+        <w:gridCol w:w="1127"/>
+        <w:gridCol w:w="1615"/>
+        <w:gridCol w:w="1017"/>
+        <w:gridCol w:w="1139"/>
+        <w:gridCol w:w="1386"/>
+        <w:gridCol w:w="1847"/>
       </w:tblGrid>
       <w:tr>
         <w:trPr>
@@ -10839,7 +11207,7 @@
         </w:trPr>
         <w:tc>
           <w:tcPr>
-            <w:tcW w:w="1375" w:type="dxa"/>
+            <w:tcW w:w="1497" w:type="dxa"/>
             <w:shd w:val="clear" w:color="auto" w:fill="00B4C8"/>
             <w:vAlign w:val="center"/>
           </w:tcPr>
@@ -10863,7 +11231,7 @@
         </w:tc>
         <w:tc>
           <w:tcPr>
-            <w:tcW w:w="1375" w:type="dxa"/>
+            <w:tcW w:w="1127" w:type="dxa"/>
             <w:shd w:val="clear" w:color="auto" w:fill="00B4C8"/>
             <w:vAlign w:val="center"/>
           </w:tcPr>
@@ -10887,7 +11255,7 @@
         </w:tc>
         <w:tc>
           <w:tcPr>
-            <w:tcW w:w="1375" w:type="dxa"/>
+            <w:tcW w:w="1615" w:type="dxa"/>
             <w:shd w:val="clear" w:color="auto" w:fill="00B4C8"/>
             <w:vAlign w:val="center"/>
           </w:tcPr>
@@ -10911,7 +11279,7 @@
         </w:tc>
         <w:tc>
           <w:tcPr>
-            <w:tcW w:w="1375" w:type="dxa"/>
+            <w:tcW w:w="1017" w:type="dxa"/>
             <w:shd w:val="clear" w:color="auto" w:fill="00B4C8"/>
             <w:vAlign w:val="center"/>
           </w:tcPr>
@@ -10935,7 +11303,7 @@
         </w:tc>
         <w:tc>
           <w:tcPr>
-            <w:tcW w:w="1375" w:type="dxa"/>
+            <w:tcW w:w="1139" w:type="dxa"/>
             <w:shd w:val="clear" w:color="auto" w:fill="00B4C8"/>
             <w:vAlign w:val="center"/>
           </w:tcPr>
@@ -10959,7 +11327,7 @@
         </w:tc>
         <w:tc>
           <w:tcPr>
-            <w:tcW w:w="1375" w:type="dxa"/>
+            <w:tcW w:w="1386" w:type="dxa"/>
             <w:shd w:val="clear" w:color="auto" w:fill="00B4C8"/>
             <w:vAlign w:val="center"/>
           </w:tcPr>
@@ -10983,7 +11351,7 @@
         </w:tc>
         <w:tc>
           <w:tcPr>
-            <w:tcW w:w="1378" w:type="dxa"/>
+            <w:tcW w:w="1847" w:type="dxa"/>
             <w:shd w:val="clear" w:color="auto" w:fill="00B4C8"/>
             <w:vAlign w:val="center"/>
           </w:tcPr>
@@ -11009,7 +11377,7 @@
       <w:tr>
         <w:tc>
           <w:tcPr>
-            <w:tcW w:w="1375" w:type="dxa"/>
+            <w:tcW w:w="1497" w:type="dxa"/>
             <w:vAlign w:val="center"/>
           </w:tcPr>
           <w:p>
@@ -11023,7 +11391,7 @@
         </w:tc>
         <w:tc>
           <w:tcPr>
-            <w:tcW w:w="1375" w:type="dxa"/>
+            <w:tcW w:w="1127" w:type="dxa"/>
             <w:vAlign w:val="center"/>
           </w:tcPr>
           <w:p>
@@ -11037,7 +11405,7 @@
         </w:tc>
         <w:tc>
           <w:tcPr>
-            <w:tcW w:w="1375" w:type="dxa"/>
+            <w:tcW w:w="1615" w:type="dxa"/>
             <w:vAlign w:val="center"/>
           </w:tcPr>
           <w:p>
@@ -11051,7 +11419,7 @@
         </w:tc>
         <w:tc>
           <w:tcPr>
-            <w:tcW w:w="1375" w:type="dxa"/>
+            <w:tcW w:w="1017" w:type="dxa"/>
             <w:vAlign w:val="center"/>
           </w:tcPr>
           <w:p>
@@ -11065,7 +11433,7 @@
         </w:tc>
         <w:tc>
           <w:tcPr>
-            <w:tcW w:w="1375" w:type="dxa"/>
+            <w:tcW w:w="1139" w:type="dxa"/>
             <w:vAlign w:val="center"/>
           </w:tcPr>
           <w:p>
@@ -11079,7 +11447,7 @@
         </w:tc>
         <w:tc>
           <w:tcPr>
-            <w:tcW w:w="1375" w:type="dxa"/>
+            <w:tcW w:w="1386" w:type="dxa"/>
             <w:vAlign w:val="center"/>
           </w:tcPr>
           <w:p>
@@ -11093,7 +11461,7 @@
         </w:tc>
         <w:tc>
           <w:tcPr>
-            <w:tcW w:w="1378" w:type="dxa"/>
+            <w:tcW w:w="1847" w:type="dxa"/>
             <w:vAlign w:val="center"/>
           </w:tcPr>
           <w:p>
@@ -11109,7 +11477,7 @@
       <w:tr>
         <w:tc>
           <w:tcPr>
-            <w:tcW w:w="1375" w:type="dxa"/>
+            <w:tcW w:w="1497" w:type="dxa"/>
             <w:vAlign w:val="center"/>
           </w:tcPr>
           <w:p>
@@ -11123,7 +11491,7 @@
         </w:tc>
         <w:tc>
           <w:tcPr>
-            <w:tcW w:w="1375" w:type="dxa"/>
+            <w:tcW w:w="1127" w:type="dxa"/>
             <w:vAlign w:val="center"/>
           </w:tcPr>
           <w:p>
@@ -11137,7 +11505,7 @@
         </w:tc>
         <w:tc>
           <w:tcPr>
-            <w:tcW w:w="1375" w:type="dxa"/>
+            <w:tcW w:w="1615" w:type="dxa"/>
             <w:vAlign w:val="center"/>
           </w:tcPr>
           <w:p>
@@ -11151,7 +11519,7 @@
         </w:tc>
         <w:tc>
           <w:tcPr>
-            <w:tcW w:w="1375" w:type="dxa"/>
+            <w:tcW w:w="1017" w:type="dxa"/>
             <w:vAlign w:val="center"/>
           </w:tcPr>
           <w:p>
@@ -11165,7 +11533,7 @@
         </w:tc>
         <w:tc>
           <w:tcPr>
-            <w:tcW w:w="1375" w:type="dxa"/>
+            <w:tcW w:w="1139" w:type="dxa"/>
             <w:vAlign w:val="center"/>
           </w:tcPr>
           <w:p>
@@ -11179,7 +11547,7 @@
         </w:tc>
         <w:tc>
           <w:tcPr>
-            <w:tcW w:w="1375" w:type="dxa"/>
+            <w:tcW w:w="1386" w:type="dxa"/>
             <w:vAlign w:val="center"/>
           </w:tcPr>
           <w:p>
@@ -11193,7 +11561,7 @@
         </w:tc>
         <w:tc>
           <w:tcPr>
-            <w:tcW w:w="1378" w:type="dxa"/>
+            <w:tcW w:w="1847" w:type="dxa"/>
             <w:vAlign w:val="center"/>
           </w:tcPr>
           <w:p>
@@ -11209,7 +11577,7 @@
       <w:tr>
         <w:tc>
           <w:tcPr>
-            <w:tcW w:w="1375" w:type="dxa"/>
+            <w:tcW w:w="1497" w:type="dxa"/>
             <w:vAlign w:val="center"/>
           </w:tcPr>
           <w:p>
@@ -11223,7 +11591,7 @@
         </w:tc>
         <w:tc>
           <w:tcPr>
-            <w:tcW w:w="1375" w:type="dxa"/>
+            <w:tcW w:w="1127" w:type="dxa"/>
             <w:vAlign w:val="center"/>
           </w:tcPr>
           <w:p>
@@ -11237,7 +11605,7 @@
         </w:tc>
         <w:tc>
           <w:tcPr>
-            <w:tcW w:w="1375" w:type="dxa"/>
+            <w:tcW w:w="1615" w:type="dxa"/>
             <w:vAlign w:val="center"/>
           </w:tcPr>
           <w:p>
@@ -11251,7 +11619,7 @@
         </w:tc>
         <w:tc>
           <w:tcPr>
-            <w:tcW w:w="1375" w:type="dxa"/>
+            <w:tcW w:w="1017" w:type="dxa"/>
             <w:vAlign w:val="center"/>
           </w:tcPr>
           <w:p>
@@ -11265,7 +11633,7 @@
         </w:tc>
         <w:tc>
           <w:tcPr>
-            <w:tcW w:w="1375" w:type="dxa"/>
+            <w:tcW w:w="1139" w:type="dxa"/>
             <w:vAlign w:val="center"/>
           </w:tcPr>
           <w:p>
@@ -11279,7 +11647,7 @@
         </w:tc>
         <w:tc>
           <w:tcPr>
-            <w:tcW w:w="1375" w:type="dxa"/>
+            <w:tcW w:w="1386" w:type="dxa"/>
             <w:vAlign w:val="center"/>
           </w:tcPr>
           <w:p>
@@ -11293,7 +11661,7 @@
         </w:tc>
         <w:tc>
           <w:tcPr>
-            <w:tcW w:w="1378" w:type="dxa"/>
+            <w:tcW w:w="1847" w:type="dxa"/>
             <w:vAlign w:val="center"/>
           </w:tcPr>
           <w:p>
@@ -11309,7 +11677,7 @@
       <w:tr>
         <w:tc>
           <w:tcPr>
-            <w:tcW w:w="1375" w:type="dxa"/>
+            <w:tcW w:w="1497" w:type="dxa"/>
             <w:vAlign w:val="center"/>
           </w:tcPr>
           <w:p>
@@ -11323,7 +11691,7 @@
         </w:tc>
         <w:tc>
           <w:tcPr>
-            <w:tcW w:w="1375" w:type="dxa"/>
+            <w:tcW w:w="1127" w:type="dxa"/>
             <w:vAlign w:val="center"/>
           </w:tcPr>
           <w:p>
@@ -11337,7 +11705,7 @@
         </w:tc>
         <w:tc>
           <w:tcPr>
-            <w:tcW w:w="1375" w:type="dxa"/>
+            <w:tcW w:w="1615" w:type="dxa"/>
             <w:vAlign w:val="center"/>
           </w:tcPr>
           <w:p>
@@ -11351,7 +11719,7 @@
         </w:tc>
         <w:tc>
           <w:tcPr>
-            <w:tcW w:w="1375" w:type="dxa"/>
+            <w:tcW w:w="1017" w:type="dxa"/>
             <w:vAlign w:val="center"/>
           </w:tcPr>
           <w:p>
@@ -11365,7 +11733,7 @@
         </w:tc>
         <w:tc>
           <w:tcPr>
-            <w:tcW w:w="1375" w:type="dxa"/>
+            <w:tcW w:w="1139" w:type="dxa"/>
             <w:vAlign w:val="center"/>
           </w:tcPr>
           <w:p>
@@ -11379,7 +11747,7 @@
         </w:tc>
         <w:tc>
           <w:tcPr>
-            <w:tcW w:w="1375" w:type="dxa"/>
+            <w:tcW w:w="1386" w:type="dxa"/>
             <w:vAlign w:val="center"/>
           </w:tcPr>
           <w:p>
@@ -11393,7 +11761,7 @@
         </w:tc>
         <w:tc>
           <w:tcPr>
-            <w:tcW w:w="1378" w:type="dxa"/>
+            <w:tcW w:w="1847" w:type="dxa"/>
             <w:vAlign w:val="center"/>
           </w:tcPr>
           <w:p>
@@ -11874,6 +12242,11 @@
     <w:p>
       <w:r>
         <w:t xml:space="preserve">Gera a planilha com o resultado completo de uma etapa — um resumo por estado e grupo e, para cada tipo de participante, a lista das inscrições com colocação, média, selos e as notas de cada avaliador — para uso fora do sistema.</w:t>
+      </w:r>
+    </w:p>
+    <w:p>
+      <w:r>
+        <w:t xml:space="preserve">Na tela de Fechamento de Etapa, com a premiação e uma etapa com resultado selecionadas, o administrador aciona "Relatório da etapa (XLSX)" e o navegador baixa a planilha.</w:t>
       </w:r>
     </w:p>
     <w:p>
@@ -12981,12 +13354,13 @@
         <w:tblLook w:val="04A0" w:firstRow="1" w:lastRow="0" w:firstColumn="1" w:lastColumn="0" w:noHBand="0" w:noVBand="1"/>
       </w:tblPr>
       <w:tblGrid>
-        <w:gridCol w:w="1500"/>
-        <w:gridCol w:w="1350"/>
-        <w:gridCol w:w="1150"/>
-        <w:gridCol w:w="1550"/>
-        <w:gridCol w:w="1250"/>
-        <w:gridCol w:w="2828"/>
+        <w:gridCol w:w="1275"/>
+        <w:gridCol w:w="1275"/>
+        <w:gridCol w:w="1675"/>
+        <w:gridCol w:w="995"/>
+        <w:gridCol w:w="1303"/>
+        <w:gridCol w:w="1414"/>
+        <w:gridCol w:w="1691"/>
       </w:tblGrid>
       <w:tr>
         <w:trPr>
@@ -12994,7 +13368,7 @@
         </w:trPr>
         <w:tc>
           <w:tcPr>
-            <w:tcW w:w="1500" w:type="dxa"/>
+            <w:tcW w:w="1275" w:type="dxa"/>
             <w:shd w:val="clear" w:color="auto" w:fill="00B4C8"/>
             <w:vAlign w:val="center"/>
           </w:tcPr>
@@ -13018,7 +13392,7 @@
         </w:tc>
         <w:tc>
           <w:tcPr>
-            <w:tcW w:w="1350" w:type="dxa"/>
+            <w:tcW w:w="1275" w:type="dxa"/>
             <w:shd w:val="clear" w:color="auto" w:fill="00B4C8"/>
             <w:vAlign w:val="center"/>
           </w:tcPr>
@@ -13036,13 +13410,13 @@
                 <w:b/>
                 <w:bCs/>
               </w:rPr>
-              <w:t xml:space="preserve">Preenchimento</w:t>
-            </w:r>
-          </w:p>
-        </w:tc>
-        <w:tc>
-          <w:tcPr>
-            <w:tcW w:w="1150" w:type="dxa"/>
+              <w:t xml:space="preserve">Entidade</w:t>
+            </w:r>
+          </w:p>
+        </w:tc>
+        <w:tc>
+          <w:tcPr>
+            <w:tcW w:w="1675" w:type="dxa"/>
             <w:shd w:val="clear" w:color="auto" w:fill="00B4C8"/>
             <w:vAlign w:val="center"/>
           </w:tcPr>
@@ -13060,13 +13434,13 @@
                 <w:b/>
                 <w:bCs/>
               </w:rPr>
-              <w:t xml:space="preserve">Edição</w:t>
-            </w:r>
-          </w:p>
-        </w:tc>
-        <w:tc>
-          <w:tcPr>
-            <w:tcW w:w="1550" w:type="dxa"/>
+              <w:t xml:space="preserve">Preenchimento</w:t>
+            </w:r>
+          </w:p>
+        </w:tc>
+        <w:tc>
+          <w:tcPr>
+            <w:tcW w:w="995" w:type="dxa"/>
             <w:shd w:val="clear" w:color="auto" w:fill="00B4C8"/>
             <w:vAlign w:val="center"/>
           </w:tcPr>
@@ -13084,13 +13458,13 @@
                 <w:b/>
                 <w:bCs/>
               </w:rPr>
-              <w:t xml:space="preserve">Tipo</w:t>
-            </w:r>
-          </w:p>
-        </w:tc>
-        <w:tc>
-          <w:tcPr>
-            <w:tcW w:w="1250" w:type="dxa"/>
+              <w:t xml:space="preserve">Edição</w:t>
+            </w:r>
+          </w:p>
+        </w:tc>
+        <w:tc>
+          <w:tcPr>
+            <w:tcW w:w="1303" w:type="dxa"/>
             <w:shd w:val="clear" w:color="auto" w:fill="00B4C8"/>
             <w:vAlign w:val="center"/>
           </w:tcPr>
@@ -13108,13 +13482,13 @@
                 <w:b/>
                 <w:bCs/>
               </w:rPr>
-              <w:t xml:space="preserve">Obrigatório</w:t>
-            </w:r>
-          </w:p>
-        </w:tc>
-        <w:tc>
-          <w:tcPr>
-            <w:tcW w:w="2828" w:type="dxa"/>
+              <w:t xml:space="preserve">Tipo</w:t>
+            </w:r>
+          </w:p>
+        </w:tc>
+        <w:tc>
+          <w:tcPr>
+            <w:tcW w:w="1414" w:type="dxa"/>
             <w:shd w:val="clear" w:color="auto" w:fill="00B4C8"/>
             <w:vAlign w:val="center"/>
           </w:tcPr>
@@ -13132,6 +13506,30 @@
                 <w:b/>
                 <w:bCs/>
               </w:rPr>
+              <w:t xml:space="preserve">Obrigatório</w:t>
+            </w:r>
+          </w:p>
+        </w:tc>
+        <w:tc>
+          <w:tcPr>
+            <w:tcW w:w="1691" w:type="dxa"/>
+            <w:shd w:val="clear" w:color="auto" w:fill="00B4C8"/>
+            <w:vAlign w:val="center"/>
+          </w:tcPr>
+          <w:p>
+            <w:pPr>
+              <w:spacing w:before="120" w:after="120"/>
+              <w:jc w:val="center"/>
+              <w:rPr>
+                <w:b/>
+                <w:bCs/>
+              </w:rPr>
+            </w:pPr>
+            <w:r>
+              <w:rPr>
+                <w:b/>
+                <w:bCs/>
+              </w:rPr>
               <w:t xml:space="preserve">Validação</w:t>
             </w:r>
           </w:p>
@@ -13140,7 +13538,7 @@
       <w:tr>
         <w:tc>
           <w:tcPr>
-            <w:tcW w:w="1500" w:type="dxa"/>
+            <w:tcW w:w="1275" w:type="dxa"/>
             <w:vAlign w:val="center"/>
           </w:tcPr>
           <w:p>
@@ -13154,21 +13552,35 @@
         </w:tc>
         <w:tc>
           <w:tcPr>
-            <w:tcW w:w="1350" w:type="dxa"/>
-            <w:vAlign w:val="center"/>
-          </w:tcPr>
-          <w:p>
-            <w:pPr>
-              <w:spacing w:before="0" w:after="0"/>
-            </w:pPr>
-            <w:r>
-              <w:t xml:space="preserve">seleção → Etapa da premiação</w:t>
-            </w:r>
-          </w:p>
-        </w:tc>
-        <w:tc>
-          <w:tcPr>
-            <w:tcW w:w="1150" w:type="dxa"/>
+            <w:tcW w:w="1275" w:type="dxa"/>
+            <w:vAlign w:val="center"/>
+          </w:tcPr>
+          <w:p>
+            <w:pPr>
+              <w:spacing w:before="0" w:after="0"/>
+            </w:pPr>
+            <w:r>
+              <w:t xml:space="preserve">Etapa</w:t>
+            </w:r>
+          </w:p>
+        </w:tc>
+        <w:tc>
+          <w:tcPr>
+            <w:tcW w:w="1675" w:type="dxa"/>
+            <w:vAlign w:val="center"/>
+          </w:tcPr>
+          <w:p>
+            <w:pPr>
+              <w:spacing w:before="0" w:after="0"/>
+            </w:pPr>
+            <w:r>
+              <w:t xml:space="preserve">entrada do usuário</w:t>
+            </w:r>
+          </w:p>
+        </w:tc>
+        <w:tc>
+          <w:tcPr>
+            <w:tcW w:w="995" w:type="dxa"/>
             <w:vAlign w:val="center"/>
           </w:tcPr>
           <w:p>
@@ -13182,21 +13594,21 @@
         </w:tc>
         <w:tc>
           <w:tcPr>
-            <w:tcW w:w="1550" w:type="dxa"/>
-            <w:vAlign w:val="center"/>
-          </w:tcPr>
-          <w:p>
-            <w:pPr>
-              <w:spacing w:before="0" w:after="0"/>
-            </w:pPr>
-            <w:r>
-              <w:t xml:space="preserve">lista de opções</w:t>
-            </w:r>
-          </w:p>
-        </w:tc>
-        <w:tc>
-          <w:tcPr>
-            <w:tcW w:w="1250" w:type="dxa"/>
+            <w:tcW w:w="1303" w:type="dxa"/>
+            <w:vAlign w:val="center"/>
+          </w:tcPr>
+          <w:p>
+            <w:pPr>
+              <w:spacing w:before="0" w:after="0"/>
+            </w:pPr>
+            <w:r>
+              <w:t xml:space="preserve">seleção → Etapa</w:t>
+            </w:r>
+          </w:p>
+        </w:tc>
+        <w:tc>
+          <w:tcPr>
+            <w:tcW w:w="1414" w:type="dxa"/>
             <w:vAlign w:val="center"/>
           </w:tcPr>
           <w:p>
@@ -13210,15 +13622,15 @@
         </w:tc>
         <w:tc>
           <w:tcPr>
-            <w:tcW w:w="2828" w:type="dxa"/>
-            <w:vAlign w:val="center"/>
-          </w:tcPr>
-          <w:p>
-            <w:pPr>
-              <w:spacing w:before="0" w:after="0"/>
-            </w:pPr>
-            <w:r>
-              <w:t xml:space="preserve">a etapa em consulta no ranking</w:t>
+            <w:tcW w:w="1691" w:type="dxa"/>
+            <w:vAlign w:val="center"/>
+          </w:tcPr>
+          <w:p>
+            <w:pPr>
+              <w:spacing w:before="0" w:after="0"/>
+            </w:pPr>
+            <w:r>
+              <w:t xml:space="preserve">a etapa da premiação em consulta no ranking</w:t>
             </w:r>
           </w:p>
         </w:tc>
@@ -13226,7 +13638,7 @@
       <w:tr>
         <w:tc>
           <w:tcPr>
-            <w:tcW w:w="1500" w:type="dxa"/>
+            <w:tcW w:w="1275" w:type="dxa"/>
             <w:vAlign w:val="center"/>
           </w:tcPr>
           <w:p>
@@ -13240,7 +13652,49 @@
         </w:tc>
         <w:tc>
           <w:tcPr>
-            <w:tcW w:w="1350" w:type="dxa"/>
+            <w:tcW w:w="1275" w:type="dxa"/>
+            <w:vAlign w:val="center"/>
+          </w:tcPr>
+          <w:p>
+            <w:pPr>
+              <w:spacing w:before="0" w:after="0"/>
+            </w:pPr>
+            <w:r>
+              <w:t xml:space="preserve">Unidade Federativa</w:t>
+            </w:r>
+          </w:p>
+        </w:tc>
+        <w:tc>
+          <w:tcPr>
+            <w:tcW w:w="1675" w:type="dxa"/>
+            <w:vAlign w:val="center"/>
+          </w:tcPr>
+          <w:p>
+            <w:pPr>
+              <w:spacing w:before="0" w:after="0"/>
+            </w:pPr>
+            <w:r>
+              <w:t xml:space="preserve">entrada do usuário</w:t>
+            </w:r>
+          </w:p>
+        </w:tc>
+        <w:tc>
+          <w:tcPr>
+            <w:tcW w:w="995" w:type="dxa"/>
+            <w:vAlign w:val="center"/>
+          </w:tcPr>
+          <w:p>
+            <w:pPr>
+              <w:spacing w:before="0" w:after="0"/>
+            </w:pPr>
+            <w:r>
+              <w:t xml:space="preserve">somente leitura</w:t>
+            </w:r>
+          </w:p>
+        </w:tc>
+        <w:tc>
+          <w:tcPr>
+            <w:tcW w:w="1303" w:type="dxa"/>
             <w:vAlign w:val="center"/>
           </w:tcPr>
           <w:p>
@@ -13254,35 +13708,7 @@
         </w:tc>
         <w:tc>
           <w:tcPr>
-            <w:tcW w:w="1150" w:type="dxa"/>
-            <w:vAlign w:val="center"/>
-          </w:tcPr>
-          <w:p>
-            <w:pPr>
-              <w:spacing w:before="0" w:after="0"/>
-            </w:pPr>
-            <w:r>
-              <w:t xml:space="preserve">somente leitura</w:t>
-            </w:r>
-          </w:p>
-        </w:tc>
-        <w:tc>
-          <w:tcPr>
-            <w:tcW w:w="1550" w:type="dxa"/>
-            <w:vAlign w:val="center"/>
-          </w:tcPr>
-          <w:p>
-            <w:pPr>
-              <w:spacing w:before="0" w:after="0"/>
-            </w:pPr>
-            <w:r>
-              <w:t xml:space="preserve">lista de opções</w:t>
-            </w:r>
-          </w:p>
-        </w:tc>
-        <w:tc>
-          <w:tcPr>
-            <w:tcW w:w="1250" w:type="dxa"/>
+            <w:tcW w:w="1414" w:type="dxa"/>
             <w:vAlign w:val="center"/>
           </w:tcPr>
           <w:p>
@@ -13296,7 +13722,7 @@
         </w:tc>
         <w:tc>
           <w:tcPr>
-            <w:tcW w:w="2828" w:type="dxa"/>
+            <w:tcW w:w="1691" w:type="dxa"/>
             <w:vAlign w:val="center"/>
           </w:tcPr>
           <w:p>
@@ -13604,6 +14030,11 @@
       </w:r>
     </w:p>
     <w:p>
+      <w:r>
+        <w:t xml:space="preserve">No Editor de Devolutiva, aberto a partir da inscrição na etapa na lista de avaliações, o administrador aciona "Gerar com IA" e, se já houver texto no editor, confirma a substituição; a sugestão volta preenchida no editor, marcada como gerada com apoio de IA, para ele revisar.</w:t>
+      </w:r>
+    </w:p>
+    <w:p>
       <w:pPr>
         <w:pStyle w:val="AxureHeadingBasic"/>
         <w:keepNext/>
@@ -14183,11 +14614,13 @@
         <w:tblLook w:val="04A0" w:firstRow="1" w:lastRow="0" w:firstColumn="1" w:lastColumn="0" w:noHBand="0" w:noVBand="1"/>
       </w:tblPr>
       <w:tblGrid>
-        <w:gridCol w:w="1925"/>
-        <w:gridCol w:w="1925"/>
-        <w:gridCol w:w="1925"/>
-        <w:gridCol w:w="1925"/>
-        <w:gridCol w:w="1928"/>
+        <w:gridCol w:w="1290"/>
+        <w:gridCol w:w="1521"/>
+        <w:gridCol w:w="1741"/>
+        <w:gridCol w:w="1058"/>
+        <w:gridCol w:w="802"/>
+        <w:gridCol w:w="1415"/>
+        <w:gridCol w:w="1801"/>
       </w:tblGrid>
       <w:tr>
         <w:trPr>
@@ -14195,7 +14628,7 @@
         </w:trPr>
         <w:tc>
           <w:tcPr>
-            <w:tcW w:w="1925" w:type="dxa"/>
+            <w:tcW w:w="1290" w:type="dxa"/>
             <w:shd w:val="clear" w:color="auto" w:fill="00B4C8"/>
             <w:vAlign w:val="center"/>
           </w:tcPr>
@@ -14219,7 +14652,7 @@
         </w:tc>
         <w:tc>
           <w:tcPr>
-            <w:tcW w:w="1925" w:type="dxa"/>
+            <w:tcW w:w="1521" w:type="dxa"/>
             <w:shd w:val="clear" w:color="auto" w:fill="00B4C8"/>
             <w:vAlign w:val="center"/>
           </w:tcPr>
@@ -14237,13 +14670,13 @@
                 <w:b/>
                 <w:bCs/>
               </w:rPr>
-              <w:t xml:space="preserve">Preenchimento</w:t>
-            </w:r>
-          </w:p>
-        </w:tc>
-        <w:tc>
-          <w:tcPr>
-            <w:tcW w:w="1925" w:type="dxa"/>
+              <w:t xml:space="preserve">Entidade</w:t>
+            </w:r>
+          </w:p>
+        </w:tc>
+        <w:tc>
+          <w:tcPr>
+            <w:tcW w:w="1741" w:type="dxa"/>
             <w:shd w:val="clear" w:color="auto" w:fill="00B4C8"/>
             <w:vAlign w:val="center"/>
           </w:tcPr>
@@ -14261,13 +14694,13 @@
                 <w:b/>
                 <w:bCs/>
               </w:rPr>
-              <w:t xml:space="preserve">Tipo</w:t>
-            </w:r>
-          </w:p>
-        </w:tc>
-        <w:tc>
-          <w:tcPr>
-            <w:tcW w:w="1925" w:type="dxa"/>
+              <w:t xml:space="preserve">Preenchimento</w:t>
+            </w:r>
+          </w:p>
+        </w:tc>
+        <w:tc>
+          <w:tcPr>
+            <w:tcW w:w="1058" w:type="dxa"/>
             <w:shd w:val="clear" w:color="auto" w:fill="00B4C8"/>
             <w:vAlign w:val="center"/>
           </w:tcPr>
@@ -14285,13 +14718,13 @@
                 <w:b/>
                 <w:bCs/>
               </w:rPr>
-              <w:t xml:space="preserve">Obrigatório</w:t>
-            </w:r>
-          </w:p>
-        </w:tc>
-        <w:tc>
-          <w:tcPr>
-            <w:tcW w:w="1928" w:type="dxa"/>
+              <w:t xml:space="preserve">Edição</w:t>
+            </w:r>
+          </w:p>
+        </w:tc>
+        <w:tc>
+          <w:tcPr>
+            <w:tcW w:w="802" w:type="dxa"/>
             <w:shd w:val="clear" w:color="auto" w:fill="00B4C8"/>
             <w:vAlign w:val="center"/>
           </w:tcPr>
@@ -14309,6 +14742,54 @@
                 <w:b/>
                 <w:bCs/>
               </w:rPr>
+              <w:t xml:space="preserve">Tipo</w:t>
+            </w:r>
+          </w:p>
+        </w:tc>
+        <w:tc>
+          <w:tcPr>
+            <w:tcW w:w="1415" w:type="dxa"/>
+            <w:shd w:val="clear" w:color="auto" w:fill="00B4C8"/>
+            <w:vAlign w:val="center"/>
+          </w:tcPr>
+          <w:p>
+            <w:pPr>
+              <w:spacing w:before="120" w:after="120"/>
+              <w:jc w:val="center"/>
+              <w:rPr>
+                <w:b/>
+                <w:bCs/>
+              </w:rPr>
+            </w:pPr>
+            <w:r>
+              <w:rPr>
+                <w:b/>
+                <w:bCs/>
+              </w:rPr>
+              <w:t xml:space="preserve">Obrigatório</w:t>
+            </w:r>
+          </w:p>
+        </w:tc>
+        <w:tc>
+          <w:tcPr>
+            <w:tcW w:w="1801" w:type="dxa"/>
+            <w:shd w:val="clear" w:color="auto" w:fill="00B4C8"/>
+            <w:vAlign w:val="center"/>
+          </w:tcPr>
+          <w:p>
+            <w:pPr>
+              <w:spacing w:before="120" w:after="120"/>
+              <w:jc w:val="center"/>
+              <w:rPr>
+                <w:b/>
+                <w:bCs/>
+              </w:rPr>
+            </w:pPr>
+            <w:r>
+              <w:rPr>
+                <w:b/>
+                <w:bCs/>
+              </w:rPr>
               <w:t xml:space="preserve">Validação</w:t>
             </w:r>
           </w:p>
@@ -14317,7 +14798,7 @@
       <w:tr>
         <w:tc>
           <w:tcPr>
-            <w:tcW w:w="1925" w:type="dxa"/>
+            <w:tcW w:w="1290" w:type="dxa"/>
             <w:vAlign w:val="center"/>
           </w:tcPr>
           <w:p>
@@ -14331,21 +14812,49 @@
         </w:tc>
         <w:tc>
           <w:tcPr>
-            <w:tcW w:w="1925" w:type="dxa"/>
-            <w:vAlign w:val="center"/>
-          </w:tcPr>
-          <w:p>
-            <w:pPr>
-              <w:spacing w:before="0" w:after="0"/>
-            </w:pPr>
-            <w:r>
-              <w:t xml:space="preserve">gerada pela IA</w:t>
-            </w:r>
-          </w:p>
-        </w:tc>
-        <w:tc>
-          <w:tcPr>
-            <w:tcW w:w="1925" w:type="dxa"/>
+            <w:tcW w:w="1521" w:type="dxa"/>
+            <w:vAlign w:val="center"/>
+          </w:tcPr>
+          <w:p>
+            <w:pPr>
+              <w:spacing w:before="0" w:after="0"/>
+            </w:pPr>
+            <w:r>
+              <w:t xml:space="preserve">externo: serviço de Inteligência Artificial</w:t>
+            </w:r>
+          </w:p>
+        </w:tc>
+        <w:tc>
+          <w:tcPr>
+            <w:tcW w:w="1741" w:type="dxa"/>
+            <w:vAlign w:val="center"/>
+          </w:tcPr>
+          <w:p>
+            <w:pPr>
+              <w:spacing w:before="0" w:after="0"/>
+            </w:pPr>
+            <w:r>
+              <w:t xml:space="preserve">externo: serviço de Inteligência Artificial</w:t>
+            </w:r>
+          </w:p>
+        </w:tc>
+        <w:tc>
+          <w:tcPr>
+            <w:tcW w:w="1058" w:type="dxa"/>
+            <w:vAlign w:val="center"/>
+          </w:tcPr>
+          <w:p>
+            <w:pPr>
+              <w:spacing w:before="0" w:after="0"/>
+            </w:pPr>
+            <w:r>
+              <w:t xml:space="preserve">editável</w:t>
+            </w:r>
+          </w:p>
+        </w:tc>
+        <w:tc>
+          <w:tcPr>
+            <w:tcW w:w="802" w:type="dxa"/>
             <w:vAlign w:val="center"/>
           </w:tcPr>
           <w:p>
@@ -14359,7 +14868,7 @@
         </w:tc>
         <w:tc>
           <w:tcPr>
-            <w:tcW w:w="1925" w:type="dxa"/>
+            <w:tcW w:w="1415" w:type="dxa"/>
             <w:vAlign w:val="center"/>
           </w:tcPr>
           <w:p>
@@ -14373,7 +14882,7 @@
         </w:tc>
         <w:tc>
           <w:tcPr>
-            <w:tcW w:w="1928" w:type="dxa"/>
+            <w:tcW w:w="1801" w:type="dxa"/>
             <w:vAlign w:val="center"/>
           </w:tcPr>
           <w:p>
@@ -14593,6 +15102,11 @@
       </w:r>
     </w:p>
     <w:p>
+      <w:r>
+        <w:t xml:space="preserve">Em Premiação › Relatórios › Inscrições Paradas — também alcançada pela ação "Inscrições Paradas" da Fila de Validação —, o administrador seleciona a premiação e, se quiser, uma UF; o relatório aparece na tela, agrupado por UF, status e tipo de participante, e a ação "Exportar XLSX" entrega o mesmo conteúdo em planilha.</w:t>
+      </w:r>
+    </w:p>
+    <w:p>
       <w:pPr>
         <w:pStyle w:val="AxureHeadingBasic"/>
         <w:keepNext/>
@@ -14823,7 +15337,7 @@
               <w:spacing w:before="0" w:after="0"/>
             </w:pPr>
             <w:r>
-              <w:t xml:space="preserve">O relatório abrange todas as UFs da premiação, sem recorte por escopo regional de acesso. *(decorrência da restrição do relatório ao Administrador Nacional — recurso APIPIT.22, confirmado em 2026-09-01; a matriz de permissões do N2 é a fonte única)*</w:t>
+              <w:t xml:space="preserve">O relatório abrange todas as UFs da premiação, sem recorte por escopo regional de acesso. (decorrência da restrição do relatório ao Administrador Nacional — recurso APIPIT.22, confirmado em 2026-09-01; a matriz de permissões do N2 é a fonte única)</w:t>
             </w:r>
           </w:p>
         </w:tc>
@@ -15809,11 +16323,13 @@
         <w:tblLook w:val="04A0" w:firstRow="1" w:lastRow="0" w:firstColumn="1" w:lastColumn="0" w:noHBand="0" w:noVBand="1"/>
       </w:tblPr>
       <w:tblGrid>
-        <w:gridCol w:w="1925"/>
-        <w:gridCol w:w="1925"/>
-        <w:gridCol w:w="1925"/>
-        <w:gridCol w:w="1925"/>
-        <w:gridCol w:w="1928"/>
+        <w:gridCol w:w="1191"/>
+        <w:gridCol w:w="1331"/>
+        <w:gridCol w:w="1731"/>
+        <w:gridCol w:w="1094"/>
+        <w:gridCol w:w="1373"/>
+        <w:gridCol w:w="1440"/>
+        <w:gridCol w:w="1468"/>
       </w:tblGrid>
       <w:tr>
         <w:trPr>
@@ -15821,7 +16337,7 @@
         </w:trPr>
         <w:tc>
           <w:tcPr>
-            <w:tcW w:w="1925" w:type="dxa"/>
+            <w:tcW w:w="1191" w:type="dxa"/>
             <w:shd w:val="clear" w:color="auto" w:fill="00B4C8"/>
             <w:vAlign w:val="center"/>
           </w:tcPr>
@@ -15845,7 +16361,7 @@
         </w:tc>
         <w:tc>
           <w:tcPr>
-            <w:tcW w:w="1925" w:type="dxa"/>
+            <w:tcW w:w="1331" w:type="dxa"/>
             <w:shd w:val="clear" w:color="auto" w:fill="00B4C8"/>
             <w:vAlign w:val="center"/>
           </w:tcPr>
@@ -15863,13 +16379,13 @@
                 <w:b/>
                 <w:bCs/>
               </w:rPr>
-              <w:t xml:space="preserve">Preenchimento</w:t>
-            </w:r>
-          </w:p>
-        </w:tc>
-        <w:tc>
-          <w:tcPr>
-            <w:tcW w:w="1925" w:type="dxa"/>
+              <w:t xml:space="preserve">Entidade</w:t>
+            </w:r>
+          </w:p>
+        </w:tc>
+        <w:tc>
+          <w:tcPr>
+            <w:tcW w:w="1731" w:type="dxa"/>
             <w:shd w:val="clear" w:color="auto" w:fill="00B4C8"/>
             <w:vAlign w:val="center"/>
           </w:tcPr>
@@ -15887,13 +16403,13 @@
                 <w:b/>
                 <w:bCs/>
               </w:rPr>
-              <w:t xml:space="preserve">Tipo</w:t>
-            </w:r>
-          </w:p>
-        </w:tc>
-        <w:tc>
-          <w:tcPr>
-            <w:tcW w:w="1925" w:type="dxa"/>
+              <w:t xml:space="preserve">Preenchimento</w:t>
+            </w:r>
+          </w:p>
+        </w:tc>
+        <w:tc>
+          <w:tcPr>
+            <w:tcW w:w="1094" w:type="dxa"/>
             <w:shd w:val="clear" w:color="auto" w:fill="00B4C8"/>
             <w:vAlign w:val="center"/>
           </w:tcPr>
@@ -15911,13 +16427,13 @@
                 <w:b/>
                 <w:bCs/>
               </w:rPr>
-              <w:t xml:space="preserve">Obrigatório</w:t>
-            </w:r>
-          </w:p>
-        </w:tc>
-        <w:tc>
-          <w:tcPr>
-            <w:tcW w:w="1928" w:type="dxa"/>
+              <w:t xml:space="preserve">Edição</w:t>
+            </w:r>
+          </w:p>
+        </w:tc>
+        <w:tc>
+          <w:tcPr>
+            <w:tcW w:w="1373" w:type="dxa"/>
             <w:shd w:val="clear" w:color="auto" w:fill="00B4C8"/>
             <w:vAlign w:val="center"/>
           </w:tcPr>
@@ -15935,6 +16451,54 @@
                 <w:b/>
                 <w:bCs/>
               </w:rPr>
+              <w:t xml:space="preserve">Tipo</w:t>
+            </w:r>
+          </w:p>
+        </w:tc>
+        <w:tc>
+          <w:tcPr>
+            <w:tcW w:w="1440" w:type="dxa"/>
+            <w:shd w:val="clear" w:color="auto" w:fill="00B4C8"/>
+            <w:vAlign w:val="center"/>
+          </w:tcPr>
+          <w:p>
+            <w:pPr>
+              <w:spacing w:before="120" w:after="120"/>
+              <w:jc w:val="center"/>
+              <w:rPr>
+                <w:b/>
+                <w:bCs/>
+              </w:rPr>
+            </w:pPr>
+            <w:r>
+              <w:rPr>
+                <w:b/>
+                <w:bCs/>
+              </w:rPr>
+              <w:t xml:space="preserve">Obrigatório</w:t>
+            </w:r>
+          </w:p>
+        </w:tc>
+        <w:tc>
+          <w:tcPr>
+            <w:tcW w:w="1468" w:type="dxa"/>
+            <w:shd w:val="clear" w:color="auto" w:fill="00B4C8"/>
+            <w:vAlign w:val="center"/>
+          </w:tcPr>
+          <w:p>
+            <w:pPr>
+              <w:spacing w:before="120" w:after="120"/>
+              <w:jc w:val="center"/>
+              <w:rPr>
+                <w:b/>
+                <w:bCs/>
+              </w:rPr>
+            </w:pPr>
+            <w:r>
+              <w:rPr>
+                <w:b/>
+                <w:bCs/>
+              </w:rPr>
               <w:t xml:space="preserve">Validação</w:t>
             </w:r>
           </w:p>
@@ -15943,7 +16507,7 @@
       <w:tr>
         <w:tc>
           <w:tcPr>
-            <w:tcW w:w="1925" w:type="dxa"/>
+            <w:tcW w:w="1191" w:type="dxa"/>
             <w:vAlign w:val="center"/>
           </w:tcPr>
           <w:p>
@@ -15957,7 +16521,21 @@
         </w:tc>
         <w:tc>
           <w:tcPr>
-            <w:tcW w:w="1925" w:type="dxa"/>
+            <w:tcW w:w="1331" w:type="dxa"/>
+            <w:vAlign w:val="center"/>
+          </w:tcPr>
+          <w:p>
+            <w:pPr>
+              <w:spacing w:before="0" w:after="0"/>
+            </w:pPr>
+            <w:r>
+              <w:t xml:space="preserve">Premiação</w:t>
+            </w:r>
+          </w:p>
+        </w:tc>
+        <w:tc>
+          <w:tcPr>
+            <w:tcW w:w="1731" w:type="dxa"/>
             <w:vAlign w:val="center"/>
           </w:tcPr>
           <w:p>
@@ -15971,7 +16549,21 @@
         </w:tc>
         <w:tc>
           <w:tcPr>
-            <w:tcW w:w="1925" w:type="dxa"/>
+            <w:tcW w:w="1094" w:type="dxa"/>
+            <w:vAlign w:val="center"/>
+          </w:tcPr>
+          <w:p>
+            <w:pPr>
+              <w:spacing w:before="0" w:after="0"/>
+            </w:pPr>
+            <w:r>
+              <w:t xml:space="preserve">editável</w:t>
+            </w:r>
+          </w:p>
+        </w:tc>
+        <w:tc>
+          <w:tcPr>
+            <w:tcW w:w="1373" w:type="dxa"/>
             <w:vAlign w:val="center"/>
           </w:tcPr>
           <w:p>
@@ -15985,7 +16577,7 @@
         </w:tc>
         <w:tc>
           <w:tcPr>
-            <w:tcW w:w="1925" w:type="dxa"/>
+            <w:tcW w:w="1440" w:type="dxa"/>
             <w:vAlign w:val="center"/>
           </w:tcPr>
           <w:p>
@@ -15999,7 +16591,7 @@
         </w:tc>
         <w:tc>
           <w:tcPr>
-            <w:tcW w:w="1928" w:type="dxa"/>
+            <w:tcW w:w="1468" w:type="dxa"/>
             <w:vAlign w:val="center"/>
           </w:tcPr>
           <w:p>
@@ -16015,7 +16607,7 @@
       <w:tr>
         <w:tc>
           <w:tcPr>
-            <w:tcW w:w="1925" w:type="dxa"/>
+            <w:tcW w:w="1191" w:type="dxa"/>
             <w:vAlign w:val="center"/>
           </w:tcPr>
           <w:p>
@@ -16029,7 +16621,21 @@
         </w:tc>
         <w:tc>
           <w:tcPr>
-            <w:tcW w:w="1925" w:type="dxa"/>
+            <w:tcW w:w="1331" w:type="dxa"/>
+            <w:vAlign w:val="center"/>
+          </w:tcPr>
+          <w:p>
+            <w:pPr>
+              <w:spacing w:before="0" w:after="0"/>
+            </w:pPr>
+            <w:r>
+              <w:t xml:space="preserve">Unidade Federativa</w:t>
+            </w:r>
+          </w:p>
+        </w:tc>
+        <w:tc>
+          <w:tcPr>
+            <w:tcW w:w="1731" w:type="dxa"/>
             <w:vAlign w:val="center"/>
           </w:tcPr>
           <w:p>
@@ -16043,21 +16649,35 @@
         </w:tc>
         <w:tc>
           <w:tcPr>
-            <w:tcW w:w="1925" w:type="dxa"/>
-            <w:vAlign w:val="center"/>
-          </w:tcPr>
-          <w:p>
-            <w:pPr>
-              <w:spacing w:before="0" w:after="0"/>
-            </w:pPr>
-            <w:r>
-              <w:t xml:space="preserve">seleção → UF</w:t>
-            </w:r>
-          </w:p>
-        </w:tc>
-        <w:tc>
-          <w:tcPr>
-            <w:tcW w:w="1925" w:type="dxa"/>
+            <w:tcW w:w="1094" w:type="dxa"/>
+            <w:vAlign w:val="center"/>
+          </w:tcPr>
+          <w:p>
+            <w:pPr>
+              <w:spacing w:before="0" w:after="0"/>
+            </w:pPr>
+            <w:r>
+              <w:t xml:space="preserve">editável</w:t>
+            </w:r>
+          </w:p>
+        </w:tc>
+        <w:tc>
+          <w:tcPr>
+            <w:tcW w:w="1373" w:type="dxa"/>
+            <w:vAlign w:val="center"/>
+          </w:tcPr>
+          <w:p>
+            <w:pPr>
+              <w:spacing w:before="0" w:after="0"/>
+            </w:pPr>
+            <w:r>
+              <w:t xml:space="preserve">seleção → Unidade Federativa</w:t>
+            </w:r>
+          </w:p>
+        </w:tc>
+        <w:tc>
+          <w:tcPr>
+            <w:tcW w:w="1440" w:type="dxa"/>
             <w:vAlign w:val="center"/>
           </w:tcPr>
           <w:p>
@@ -16071,7 +16691,7 @@
         </w:tc>
         <w:tc>
           <w:tcPr>
-            <w:tcW w:w="1928" w:type="dxa"/>
+            <w:tcW w:w="1468" w:type="dxa"/>
             <w:vAlign w:val="center"/>
           </w:tcPr>
           <w:p>
@@ -16376,6 +16996,11 @@
     <w:p>
       <w:r>
         <w:t xml:space="preserve">Apresenta ao administrador nacional todas as inscrições de uma premiação separadas por tipo de participante, com as respostas de cada uma, filtráveis por unidade federativa, categoria, modalidade, situação e período de início — em tela, com amostra de cada grupo, e em planilha, com o recorte completo.</w:t>
+      </w:r>
+    </w:p>
+    <w:p>
+      <w:r>
+        <w:t xml:space="preserve">Em Premiação › Relatórios › Inscrições, o administrador escolhe a premiação e, se quiser, restringe o recorte por critérios como unidade federativa, categoria e situação; o relatório aparece em um bloco por tipo de participante, com a amostra de cada grupo, e a ação "Exportar XLSX" entrega o recorte completo em planilha.</w:t>
       </w:r>
     </w:p>
     <w:p>
@@ -17704,12 +18329,13 @@
         <w:tblLook w:val="04A0" w:firstRow="1" w:lastRow="0" w:firstColumn="1" w:lastColumn="0" w:noHBand="0" w:noVBand="1"/>
       </w:tblPr>
       <w:tblGrid>
-        <w:gridCol w:w="1500"/>
-        <w:gridCol w:w="1350"/>
-        <w:gridCol w:w="1150"/>
-        <w:gridCol w:w="1550"/>
-        <w:gridCol w:w="1250"/>
-        <w:gridCol w:w="2828"/>
+        <w:gridCol w:w="1301"/>
+        <w:gridCol w:w="1301"/>
+        <w:gridCol w:w="1701"/>
+        <w:gridCol w:w="1074"/>
+        <w:gridCol w:w="1336"/>
+        <w:gridCol w:w="1426"/>
+        <w:gridCol w:w="1489"/>
       </w:tblGrid>
       <w:tr>
         <w:trPr>
@@ -17717,7 +18343,7 @@
         </w:trPr>
         <w:tc>
           <w:tcPr>
-            <w:tcW w:w="1500" w:type="dxa"/>
+            <w:tcW w:w="1301" w:type="dxa"/>
             <w:shd w:val="clear" w:color="auto" w:fill="00B4C8"/>
             <w:vAlign w:val="center"/>
           </w:tcPr>
@@ -17741,7 +18367,7 @@
         </w:tc>
         <w:tc>
           <w:tcPr>
-            <w:tcW w:w="1350" w:type="dxa"/>
+            <w:tcW w:w="1301" w:type="dxa"/>
             <w:shd w:val="clear" w:color="auto" w:fill="00B4C8"/>
             <w:vAlign w:val="center"/>
           </w:tcPr>
@@ -17759,13 +18385,13 @@
                 <w:b/>
                 <w:bCs/>
               </w:rPr>
-              <w:t xml:space="preserve">Preenchimento</w:t>
-            </w:r>
-          </w:p>
-        </w:tc>
-        <w:tc>
-          <w:tcPr>
-            <w:tcW w:w="1150" w:type="dxa"/>
+              <w:t xml:space="preserve">Entidade</w:t>
+            </w:r>
+          </w:p>
+        </w:tc>
+        <w:tc>
+          <w:tcPr>
+            <w:tcW w:w="1701" w:type="dxa"/>
             <w:shd w:val="clear" w:color="auto" w:fill="00B4C8"/>
             <w:vAlign w:val="center"/>
           </w:tcPr>
@@ -17783,13 +18409,13 @@
                 <w:b/>
                 <w:bCs/>
               </w:rPr>
-              <w:t xml:space="preserve">Edição</w:t>
-            </w:r>
-          </w:p>
-        </w:tc>
-        <w:tc>
-          <w:tcPr>
-            <w:tcW w:w="1550" w:type="dxa"/>
+              <w:t xml:space="preserve">Preenchimento</w:t>
+            </w:r>
+          </w:p>
+        </w:tc>
+        <w:tc>
+          <w:tcPr>
+            <w:tcW w:w="1074" w:type="dxa"/>
             <w:shd w:val="clear" w:color="auto" w:fill="00B4C8"/>
             <w:vAlign w:val="center"/>
           </w:tcPr>
@@ -17807,13 +18433,13 @@
                 <w:b/>
                 <w:bCs/>
               </w:rPr>
-              <w:t xml:space="preserve">Tipo</w:t>
-            </w:r>
-          </w:p>
-        </w:tc>
-        <w:tc>
-          <w:tcPr>
-            <w:tcW w:w="1250" w:type="dxa"/>
+              <w:t xml:space="preserve">Edição</w:t>
+            </w:r>
+          </w:p>
+        </w:tc>
+        <w:tc>
+          <w:tcPr>
+            <w:tcW w:w="1336" w:type="dxa"/>
             <w:shd w:val="clear" w:color="auto" w:fill="00B4C8"/>
             <w:vAlign w:val="center"/>
           </w:tcPr>
@@ -17831,13 +18457,13 @@
                 <w:b/>
                 <w:bCs/>
               </w:rPr>
-              <w:t xml:space="preserve">Obrigatório</w:t>
-            </w:r>
-          </w:p>
-        </w:tc>
-        <w:tc>
-          <w:tcPr>
-            <w:tcW w:w="2828" w:type="dxa"/>
+              <w:t xml:space="preserve">Tipo</w:t>
+            </w:r>
+          </w:p>
+        </w:tc>
+        <w:tc>
+          <w:tcPr>
+            <w:tcW w:w="1426" w:type="dxa"/>
             <w:shd w:val="clear" w:color="auto" w:fill="00B4C8"/>
             <w:vAlign w:val="center"/>
           </w:tcPr>
@@ -17855,6 +18481,30 @@
                 <w:b/>
                 <w:bCs/>
               </w:rPr>
+              <w:t xml:space="preserve">Obrigatório</w:t>
+            </w:r>
+          </w:p>
+        </w:tc>
+        <w:tc>
+          <w:tcPr>
+            <w:tcW w:w="1489" w:type="dxa"/>
+            <w:shd w:val="clear" w:color="auto" w:fill="00B4C8"/>
+            <w:vAlign w:val="center"/>
+          </w:tcPr>
+          <w:p>
+            <w:pPr>
+              <w:spacing w:before="120" w:after="120"/>
+              <w:jc w:val="center"/>
+              <w:rPr>
+                <w:b/>
+                <w:bCs/>
+              </w:rPr>
+            </w:pPr>
+            <w:r>
+              <w:rPr>
+                <w:b/>
+                <w:bCs/>
+              </w:rPr>
               <w:t xml:space="preserve">Validação</w:t>
             </w:r>
           </w:p>
@@ -17863,7 +18513,7 @@
       <w:tr>
         <w:tc>
           <w:tcPr>
-            <w:tcW w:w="1500" w:type="dxa"/>
+            <w:tcW w:w="1301" w:type="dxa"/>
             <w:vAlign w:val="center"/>
           </w:tcPr>
           <w:p>
@@ -17877,7 +18527,49 @@
         </w:tc>
         <w:tc>
           <w:tcPr>
-            <w:tcW w:w="1350" w:type="dxa"/>
+            <w:tcW w:w="1301" w:type="dxa"/>
+            <w:vAlign w:val="center"/>
+          </w:tcPr>
+          <w:p>
+            <w:pPr>
+              <w:spacing w:before="0" w:after="0"/>
+            </w:pPr>
+            <w:r>
+              <w:t xml:space="preserve">Premiação</w:t>
+            </w:r>
+          </w:p>
+        </w:tc>
+        <w:tc>
+          <w:tcPr>
+            <w:tcW w:w="1701" w:type="dxa"/>
+            <w:vAlign w:val="center"/>
+          </w:tcPr>
+          <w:p>
+            <w:pPr>
+              <w:spacing w:before="0" w:after="0"/>
+            </w:pPr>
+            <w:r>
+              <w:t xml:space="preserve">entrada do usuário</w:t>
+            </w:r>
+          </w:p>
+        </w:tc>
+        <w:tc>
+          <w:tcPr>
+            <w:tcW w:w="1074" w:type="dxa"/>
+            <w:vAlign w:val="center"/>
+          </w:tcPr>
+          <w:p>
+            <w:pPr>
+              <w:spacing w:before="0" w:after="0"/>
+            </w:pPr>
+            <w:r>
+              <w:t xml:space="preserve">editável</w:t>
+            </w:r>
+          </w:p>
+        </w:tc>
+        <w:tc>
+          <w:tcPr>
+            <w:tcW w:w="1336" w:type="dxa"/>
             <w:vAlign w:val="center"/>
           </w:tcPr>
           <w:p>
@@ -17891,35 +18583,7 @@
         </w:tc>
         <w:tc>
           <w:tcPr>
-            <w:tcW w:w="1150" w:type="dxa"/>
-            <w:vAlign w:val="center"/>
-          </w:tcPr>
-          <w:p>
-            <w:pPr>
-              <w:spacing w:before="0" w:after="0"/>
-            </w:pPr>
-            <w:r>
-              <w:t xml:space="preserve">editável</w:t>
-            </w:r>
-          </w:p>
-        </w:tc>
-        <w:tc>
-          <w:tcPr>
-            <w:tcW w:w="1550" w:type="dxa"/>
-            <w:vAlign w:val="center"/>
-          </w:tcPr>
-          <w:p>
-            <w:pPr>
-              <w:spacing w:before="0" w:after="0"/>
-            </w:pPr>
-            <w:r>
-              <w:t xml:space="preserve">lista de opções</w:t>
-            </w:r>
-          </w:p>
-        </w:tc>
-        <w:tc>
-          <w:tcPr>
-            <w:tcW w:w="1250" w:type="dxa"/>
+            <w:tcW w:w="1426" w:type="dxa"/>
             <w:vAlign w:val="center"/>
           </w:tcPr>
           <w:p>
@@ -17933,7 +18597,7 @@
         </w:tc>
         <w:tc>
           <w:tcPr>
-            <w:tcW w:w="2828" w:type="dxa"/>
+            <w:tcW w:w="1489" w:type="dxa"/>
             <w:vAlign w:val="center"/>
           </w:tcPr>
           <w:p>
@@ -17949,7 +18613,7 @@
       <w:tr>
         <w:tc>
           <w:tcPr>
-            <w:tcW w:w="1500" w:type="dxa"/>
+            <w:tcW w:w="1301" w:type="dxa"/>
             <w:vAlign w:val="center"/>
           </w:tcPr>
           <w:p>
@@ -17963,7 +18627,49 @@
         </w:tc>
         <w:tc>
           <w:tcPr>
-            <w:tcW w:w="1350" w:type="dxa"/>
+            <w:tcW w:w="1301" w:type="dxa"/>
+            <w:vAlign w:val="center"/>
+          </w:tcPr>
+          <w:p>
+            <w:pPr>
+              <w:spacing w:before="0" w:after="0"/>
+            </w:pPr>
+            <w:r>
+              <w:t xml:space="preserve">Unidade Federativa</w:t>
+            </w:r>
+          </w:p>
+        </w:tc>
+        <w:tc>
+          <w:tcPr>
+            <w:tcW w:w="1701" w:type="dxa"/>
+            <w:vAlign w:val="center"/>
+          </w:tcPr>
+          <w:p>
+            <w:pPr>
+              <w:spacing w:before="0" w:after="0"/>
+            </w:pPr>
+            <w:r>
+              <w:t xml:space="preserve">entrada do usuário</w:t>
+            </w:r>
+          </w:p>
+        </w:tc>
+        <w:tc>
+          <w:tcPr>
+            <w:tcW w:w="1074" w:type="dxa"/>
+            <w:vAlign w:val="center"/>
+          </w:tcPr>
+          <w:p>
+            <w:pPr>
+              <w:spacing w:before="0" w:after="0"/>
+            </w:pPr>
+            <w:r>
+              <w:t xml:space="preserve">editável</w:t>
+            </w:r>
+          </w:p>
+        </w:tc>
+        <w:tc>
+          <w:tcPr>
+            <w:tcW w:w="1336" w:type="dxa"/>
             <w:vAlign w:val="center"/>
           </w:tcPr>
           <w:p>
@@ -17977,35 +18683,7 @@
         </w:tc>
         <w:tc>
           <w:tcPr>
-            <w:tcW w:w="1150" w:type="dxa"/>
-            <w:vAlign w:val="center"/>
-          </w:tcPr>
-          <w:p>
-            <w:pPr>
-              <w:spacing w:before="0" w:after="0"/>
-            </w:pPr>
-            <w:r>
-              <w:t xml:space="preserve">editável</w:t>
-            </w:r>
-          </w:p>
-        </w:tc>
-        <w:tc>
-          <w:tcPr>
-            <w:tcW w:w="1550" w:type="dxa"/>
-            <w:vAlign w:val="center"/>
-          </w:tcPr>
-          <w:p>
-            <w:pPr>
-              <w:spacing w:before="0" w:after="0"/>
-            </w:pPr>
-            <w:r>
-              <w:t xml:space="preserve">lista de opções</w:t>
-            </w:r>
-          </w:p>
-        </w:tc>
-        <w:tc>
-          <w:tcPr>
-            <w:tcW w:w="1250" w:type="dxa"/>
+            <w:tcW w:w="1426" w:type="dxa"/>
             <w:vAlign w:val="center"/>
           </w:tcPr>
           <w:p>
@@ -18019,7 +18697,7 @@
         </w:tc>
         <w:tc>
           <w:tcPr>
-            <w:tcW w:w="2828" w:type="dxa"/>
+            <w:tcW w:w="1489" w:type="dxa"/>
             <w:vAlign w:val="center"/>
           </w:tcPr>
           <w:p>
@@ -18035,7 +18713,7 @@
       <w:tr>
         <w:tc>
           <w:tcPr>
-            <w:tcW w:w="1500" w:type="dxa"/>
+            <w:tcW w:w="1301" w:type="dxa"/>
             <w:vAlign w:val="center"/>
           </w:tcPr>
           <w:p>
@@ -18049,21 +18727,35 @@
         </w:tc>
         <w:tc>
           <w:tcPr>
-            <w:tcW w:w="1350" w:type="dxa"/>
-            <w:vAlign w:val="center"/>
-          </w:tcPr>
-          <w:p>
-            <w:pPr>
-              <w:spacing w:before="0" w:after="0"/>
-            </w:pPr>
-            <w:r>
-              <w:t xml:space="preserve">seleção → Categoria da premiação</w:t>
-            </w:r>
-          </w:p>
-        </w:tc>
-        <w:tc>
-          <w:tcPr>
-            <w:tcW w:w="1150" w:type="dxa"/>
+            <w:tcW w:w="1301" w:type="dxa"/>
+            <w:vAlign w:val="center"/>
+          </w:tcPr>
+          <w:p>
+            <w:pPr>
+              <w:spacing w:before="0" w:after="0"/>
+            </w:pPr>
+            <w:r>
+              <w:t xml:space="preserve">Categoria</w:t>
+            </w:r>
+          </w:p>
+        </w:tc>
+        <w:tc>
+          <w:tcPr>
+            <w:tcW w:w="1701" w:type="dxa"/>
+            <w:vAlign w:val="center"/>
+          </w:tcPr>
+          <w:p>
+            <w:pPr>
+              <w:spacing w:before="0" w:after="0"/>
+            </w:pPr>
+            <w:r>
+              <w:t xml:space="preserve">entrada do usuário</w:t>
+            </w:r>
+          </w:p>
+        </w:tc>
+        <w:tc>
+          <w:tcPr>
+            <w:tcW w:w="1074" w:type="dxa"/>
             <w:vAlign w:val="center"/>
           </w:tcPr>
           <w:p>
@@ -18077,21 +18769,21 @@
         </w:tc>
         <w:tc>
           <w:tcPr>
-            <w:tcW w:w="1550" w:type="dxa"/>
-            <w:vAlign w:val="center"/>
-          </w:tcPr>
-          <w:p>
-            <w:pPr>
-              <w:spacing w:before="0" w:after="0"/>
-            </w:pPr>
-            <w:r>
-              <w:t xml:space="preserve">lista de opções</w:t>
-            </w:r>
-          </w:p>
-        </w:tc>
-        <w:tc>
-          <w:tcPr>
-            <w:tcW w:w="1250" w:type="dxa"/>
+            <w:tcW w:w="1336" w:type="dxa"/>
+            <w:vAlign w:val="center"/>
+          </w:tcPr>
+          <w:p>
+            <w:pPr>
+              <w:spacing w:before="0" w:after="0"/>
+            </w:pPr>
+            <w:r>
+              <w:t xml:space="preserve">seleção → Categoria</w:t>
+            </w:r>
+          </w:p>
+        </w:tc>
+        <w:tc>
+          <w:tcPr>
+            <w:tcW w:w="1426" w:type="dxa"/>
             <w:vAlign w:val="center"/>
           </w:tcPr>
           <w:p>
@@ -18105,7 +18797,7 @@
         </w:tc>
         <w:tc>
           <w:tcPr>
-            <w:tcW w:w="2828" w:type="dxa"/>
+            <w:tcW w:w="1489" w:type="dxa"/>
             <w:vAlign w:val="center"/>
           </w:tcPr>
           <w:p>
@@ -18121,7 +18813,7 @@
       <w:tr>
         <w:tc>
           <w:tcPr>
-            <w:tcW w:w="1500" w:type="dxa"/>
+            <w:tcW w:w="1301" w:type="dxa"/>
             <w:vAlign w:val="center"/>
           </w:tcPr>
           <w:p>
@@ -18135,21 +18827,35 @@
         </w:tc>
         <w:tc>
           <w:tcPr>
-            <w:tcW w:w="1350" w:type="dxa"/>
-            <w:vAlign w:val="center"/>
-          </w:tcPr>
-          <w:p>
-            <w:pPr>
-              <w:spacing w:before="0" w:after="0"/>
-            </w:pPr>
-            <w:r>
-              <w:t xml:space="preserve">seleção → Modalidade da categoria</w:t>
-            </w:r>
-          </w:p>
-        </w:tc>
-        <w:tc>
-          <w:tcPr>
-            <w:tcW w:w="1150" w:type="dxa"/>
+            <w:tcW w:w="1301" w:type="dxa"/>
+            <w:vAlign w:val="center"/>
+          </w:tcPr>
+          <w:p>
+            <w:pPr>
+              <w:spacing w:before="0" w:after="0"/>
+            </w:pPr>
+            <w:r>
+              <w:t xml:space="preserve">Modalidade</w:t>
+            </w:r>
+          </w:p>
+        </w:tc>
+        <w:tc>
+          <w:tcPr>
+            <w:tcW w:w="1701" w:type="dxa"/>
+            <w:vAlign w:val="center"/>
+          </w:tcPr>
+          <w:p>
+            <w:pPr>
+              <w:spacing w:before="0" w:after="0"/>
+            </w:pPr>
+            <w:r>
+              <w:t xml:space="preserve">entrada do usuário</w:t>
+            </w:r>
+          </w:p>
+        </w:tc>
+        <w:tc>
+          <w:tcPr>
+            <w:tcW w:w="1074" w:type="dxa"/>
             <w:vAlign w:val="center"/>
           </w:tcPr>
           <w:p>
@@ -18163,21 +18869,21 @@
         </w:tc>
         <w:tc>
           <w:tcPr>
-            <w:tcW w:w="1550" w:type="dxa"/>
-            <w:vAlign w:val="center"/>
-          </w:tcPr>
-          <w:p>
-            <w:pPr>
-              <w:spacing w:before="0" w:after="0"/>
-            </w:pPr>
-            <w:r>
-              <w:t xml:space="preserve">lista de opções</w:t>
-            </w:r>
-          </w:p>
-        </w:tc>
-        <w:tc>
-          <w:tcPr>
-            <w:tcW w:w="1250" w:type="dxa"/>
+            <w:tcW w:w="1336" w:type="dxa"/>
+            <w:vAlign w:val="center"/>
+          </w:tcPr>
+          <w:p>
+            <w:pPr>
+              <w:spacing w:before="0" w:after="0"/>
+            </w:pPr>
+            <w:r>
+              <w:t xml:space="preserve">seleção → Modalidade</w:t>
+            </w:r>
+          </w:p>
+        </w:tc>
+        <w:tc>
+          <w:tcPr>
+            <w:tcW w:w="1426" w:type="dxa"/>
             <w:vAlign w:val="center"/>
           </w:tcPr>
           <w:p>
@@ -18191,7 +18897,7 @@
         </w:tc>
         <w:tc>
           <w:tcPr>
-            <w:tcW w:w="2828" w:type="dxa"/>
+            <w:tcW w:w="1489" w:type="dxa"/>
             <w:vAlign w:val="center"/>
           </w:tcPr>
           <w:p>
@@ -18207,7 +18913,7 @@
       <w:tr>
         <w:tc>
           <w:tcPr>
-            <w:tcW w:w="1500" w:type="dxa"/>
+            <w:tcW w:w="1301" w:type="dxa"/>
             <w:vAlign w:val="center"/>
           </w:tcPr>
           <w:p>
@@ -18221,7 +18927,21 @@
         </w:tc>
         <w:tc>
           <w:tcPr>
-            <w:tcW w:w="1350" w:type="dxa"/>
+            <w:tcW w:w="1301" w:type="dxa"/>
+            <w:vAlign w:val="center"/>
+          </w:tcPr>
+          <w:p>
+            <w:pPr>
+              <w:spacing w:before="0" w:after="0"/>
+            </w:pPr>
+            <w:r>
+              <w:t xml:space="preserve">dado de código</w:t>
+            </w:r>
+          </w:p>
+        </w:tc>
+        <w:tc>
+          <w:tcPr>
+            <w:tcW w:w="1701" w:type="dxa"/>
             <w:vAlign w:val="center"/>
           </w:tcPr>
           <w:p>
@@ -18235,7 +18955,7 @@
         </w:tc>
         <w:tc>
           <w:tcPr>
-            <w:tcW w:w="1150" w:type="dxa"/>
+            <w:tcW w:w="1074" w:type="dxa"/>
             <w:vAlign w:val="center"/>
           </w:tcPr>
           <w:p>
@@ -18249,7 +18969,7 @@
         </w:tc>
         <w:tc>
           <w:tcPr>
-            <w:tcW w:w="1550" w:type="dxa"/>
+            <w:tcW w:w="1336" w:type="dxa"/>
             <w:vAlign w:val="center"/>
           </w:tcPr>
           <w:p>
@@ -18263,7 +18983,7 @@
         </w:tc>
         <w:tc>
           <w:tcPr>
-            <w:tcW w:w="1250" w:type="dxa"/>
+            <w:tcW w:w="1426" w:type="dxa"/>
             <w:vAlign w:val="center"/>
           </w:tcPr>
           <w:p>
@@ -18277,7 +18997,7 @@
         </w:tc>
         <w:tc>
           <w:tcPr>
-            <w:tcW w:w="2828" w:type="dxa"/>
+            <w:tcW w:w="1489" w:type="dxa"/>
             <w:vAlign w:val="center"/>
           </w:tcPr>
           <w:p>
@@ -18293,7 +19013,7 @@
       <w:tr>
         <w:tc>
           <w:tcPr>
-            <w:tcW w:w="1500" w:type="dxa"/>
+            <w:tcW w:w="1301" w:type="dxa"/>
             <w:vAlign w:val="center"/>
           </w:tcPr>
           <w:p>
@@ -18307,7 +19027,21 @@
         </w:tc>
         <w:tc>
           <w:tcPr>
-            <w:tcW w:w="1350" w:type="dxa"/>
+            <w:tcW w:w="1301" w:type="dxa"/>
+            <w:vAlign w:val="center"/>
+          </w:tcPr>
+          <w:p>
+            <w:pPr>
+              <w:spacing w:before="0" w:after="0"/>
+            </w:pPr>
+            <w:r>
+              <w:t xml:space="preserve">Inscrição</w:t>
+            </w:r>
+          </w:p>
+        </w:tc>
+        <w:tc>
+          <w:tcPr>
+            <w:tcW w:w="1701" w:type="dxa"/>
             <w:vAlign w:val="center"/>
           </w:tcPr>
           <w:p>
@@ -18321,7 +19055,7 @@
         </w:tc>
         <w:tc>
           <w:tcPr>
-            <w:tcW w:w="1150" w:type="dxa"/>
+            <w:tcW w:w="1074" w:type="dxa"/>
             <w:vAlign w:val="center"/>
           </w:tcPr>
           <w:p>
@@ -18335,7 +19069,7 @@
         </w:tc>
         <w:tc>
           <w:tcPr>
-            <w:tcW w:w="1550" w:type="dxa"/>
+            <w:tcW w:w="1336" w:type="dxa"/>
             <w:vAlign w:val="center"/>
           </w:tcPr>
           <w:p>
@@ -18349,7 +19083,7 @@
         </w:tc>
         <w:tc>
           <w:tcPr>
-            <w:tcW w:w="1250" w:type="dxa"/>
+            <w:tcW w:w="1426" w:type="dxa"/>
             <w:vAlign w:val="center"/>
           </w:tcPr>
           <w:p>
@@ -18363,7 +19097,7 @@
         </w:tc>
         <w:tc>
           <w:tcPr>
-            <w:tcW w:w="2828" w:type="dxa"/>
+            <w:tcW w:w="1489" w:type="dxa"/>
             <w:vAlign w:val="center"/>
           </w:tcPr>
           <w:p>
@@ -18379,7 +19113,7 @@
       <w:tr>
         <w:tc>
           <w:tcPr>
-            <w:tcW w:w="1500" w:type="dxa"/>
+            <w:tcW w:w="1301" w:type="dxa"/>
             <w:vAlign w:val="center"/>
           </w:tcPr>
           <w:p>
@@ -18393,7 +19127,21 @@
         </w:tc>
         <w:tc>
           <w:tcPr>
-            <w:tcW w:w="1350" w:type="dxa"/>
+            <w:tcW w:w="1301" w:type="dxa"/>
+            <w:vAlign w:val="center"/>
+          </w:tcPr>
+          <w:p>
+            <w:pPr>
+              <w:spacing w:before="0" w:after="0"/>
+            </w:pPr>
+            <w:r>
+              <w:t xml:space="preserve">Inscrição</w:t>
+            </w:r>
+          </w:p>
+        </w:tc>
+        <w:tc>
+          <w:tcPr>
+            <w:tcW w:w="1701" w:type="dxa"/>
             <w:vAlign w:val="center"/>
           </w:tcPr>
           <w:p>
@@ -18407,7 +19155,7 @@
         </w:tc>
         <w:tc>
           <w:tcPr>
-            <w:tcW w:w="1150" w:type="dxa"/>
+            <w:tcW w:w="1074" w:type="dxa"/>
             <w:vAlign w:val="center"/>
           </w:tcPr>
           <w:p>
@@ -18421,7 +19169,7 @@
         </w:tc>
         <w:tc>
           <w:tcPr>
-            <w:tcW w:w="1550" w:type="dxa"/>
+            <w:tcW w:w="1336" w:type="dxa"/>
             <w:vAlign w:val="center"/>
           </w:tcPr>
           <w:p>
@@ -18435,7 +19183,7 @@
         </w:tc>
         <w:tc>
           <w:tcPr>
-            <w:tcW w:w="1250" w:type="dxa"/>
+            <w:tcW w:w="1426" w:type="dxa"/>
             <w:vAlign w:val="center"/>
           </w:tcPr>
           <w:p>
@@ -18449,7 +19197,7 @@
         </w:tc>
         <w:tc>
           <w:tcPr>
-            <w:tcW w:w="2828" w:type="dxa"/>
+            <w:tcW w:w="1489" w:type="dxa"/>
             <w:vAlign w:val="center"/>
           </w:tcPr>
           <w:p>
@@ -18753,7 +19501,12 @@
     </w:p>
     <w:p>
       <w:r>
-        <w:t xml:space="preserve">Permite ao administrador devolver à apuração um estado cuja etapa já foi encerrada, desfazendo o fechamento daquele escopo para que o corte de classificação e o de premiação sejam recalculados. A reabertura parte do próprio bloco do estado na tela de fechamento da etapa, onde o estado já encerrado apresenta a ação de reabrir; ao confirmar, o estado volta a figurar como nunca fechado e a etapa, se estava encerrada, volta à situação Aberta.</w:t>
+        <w:t xml:space="preserve">Permite ao administrador devolver à apuração um estado cuja etapa já foi encerrada, desfazendo o fechamento daquele escopo para que o corte de classificação e o de premiação sejam recalculados.</w:t>
+      </w:r>
+    </w:p>
+    <w:p>
+      <w:r>
+        <w:t xml:space="preserve">A reabertura parte do próprio bloco do estado na tela de fechamento da etapa, onde o estado já encerrado apresenta a ação de reabrir; ao confirmar, o estado volta a figurar como nunca fechado e a etapa, se estava encerrada, volta à situação Aberta.</w:t>
       </w:r>
     </w:p>
     <w:p>
@@ -18897,7 +19650,7 @@
               <w:spacing w:before="0" w:after="0"/>
             </w:pPr>
             <w:r>
-              <w:t xml:space="preserve">A reabertura apaga o registro do fechamento do estado: o estado volta a figurar como nunca fechado, sem responsável, data nem observação do fechamento desfeito. *(decidido em 2026-09-01; a consequência aceita é que não fica trilha dos fechamentos anteriores de um mesmo estado)* → ver AVL-APU-03 (Encerrar Etapa por UF), regra 11.</w:t>
+              <w:t xml:space="preserve">A reabertura apaga o registro do fechamento do estado: o estado volta a figurar como nunca fechado, sem responsável, data nem observação do fechamento desfeito. (decidido em 2026-09-01; a consequência aceita é que não fica trilha dos fechamentos anteriores de um mesmo estado) → ver AVL-APU-03 (Encerrar Etapa por UF), regra 11.</w:t>
             </w:r>
           </w:p>
         </w:tc>
@@ -20023,6 +20776,11 @@
       </w:r>
     </w:p>
     <w:p>
+      <w:r>
+        <w:t xml:space="preserve">Na tela de Fechamento de Etapa, o administrador abre o desempate no empate sinalizado na linha de corte — de classificação ou de premiação —, compara lado a lado as respostas e as notas de cada questão das inscrições empatadas, escolhe a vencedora e registra a justificativa.</w:t>
+      </w:r>
+    </w:p>
+    <w:p>
       <w:pPr>
         <w:pStyle w:val="AxureHeadingBasic"/>
         <w:keepNext/>
@@ -21158,11 +21916,13 @@
         <w:tblLook w:val="04A0" w:firstRow="1" w:lastRow="0" w:firstColumn="1" w:lastColumn="0" w:noHBand="0" w:noVBand="1"/>
       </w:tblPr>
       <w:tblGrid>
-        <w:gridCol w:w="1925"/>
-        <w:gridCol w:w="1925"/>
-        <w:gridCol w:w="1925"/>
-        <w:gridCol w:w="1925"/>
-        <w:gridCol w:w="1928"/>
+        <w:gridCol w:w="1574"/>
+        <w:gridCol w:w="1217"/>
+        <w:gridCol w:w="1700"/>
+        <w:gridCol w:w="1073"/>
+        <w:gridCol w:w="1214"/>
+        <w:gridCol w:w="1426"/>
+        <w:gridCol w:w="1424"/>
       </w:tblGrid>
       <w:tr>
         <w:trPr>
@@ -21170,7 +21930,7 @@
         </w:trPr>
         <w:tc>
           <w:tcPr>
-            <w:tcW w:w="1925" w:type="dxa"/>
+            <w:tcW w:w="1574" w:type="dxa"/>
             <w:shd w:val="clear" w:color="auto" w:fill="00B4C8"/>
             <w:vAlign w:val="center"/>
           </w:tcPr>
@@ -21194,7 +21954,7 @@
         </w:tc>
         <w:tc>
           <w:tcPr>
-            <w:tcW w:w="1925" w:type="dxa"/>
+            <w:tcW w:w="1217" w:type="dxa"/>
             <w:shd w:val="clear" w:color="auto" w:fill="00B4C8"/>
             <w:vAlign w:val="center"/>
           </w:tcPr>
@@ -21212,13 +21972,13 @@
                 <w:b/>
                 <w:bCs/>
               </w:rPr>
-              <w:t xml:space="preserve">Preenchimento</w:t>
-            </w:r>
-          </w:p>
-        </w:tc>
-        <w:tc>
-          <w:tcPr>
-            <w:tcW w:w="1925" w:type="dxa"/>
+              <w:t xml:space="preserve">Entidade</w:t>
+            </w:r>
+          </w:p>
+        </w:tc>
+        <w:tc>
+          <w:tcPr>
+            <w:tcW w:w="1700" w:type="dxa"/>
             <w:shd w:val="clear" w:color="auto" w:fill="00B4C8"/>
             <w:vAlign w:val="center"/>
           </w:tcPr>
@@ -21236,13 +21996,13 @@
                 <w:b/>
                 <w:bCs/>
               </w:rPr>
-              <w:t xml:space="preserve">Tipo</w:t>
-            </w:r>
-          </w:p>
-        </w:tc>
-        <w:tc>
-          <w:tcPr>
-            <w:tcW w:w="1925" w:type="dxa"/>
+              <w:t xml:space="preserve">Preenchimento</w:t>
+            </w:r>
+          </w:p>
+        </w:tc>
+        <w:tc>
+          <w:tcPr>
+            <w:tcW w:w="1073" w:type="dxa"/>
             <w:shd w:val="clear" w:color="auto" w:fill="00B4C8"/>
             <w:vAlign w:val="center"/>
           </w:tcPr>
@@ -21260,13 +22020,13 @@
                 <w:b/>
                 <w:bCs/>
               </w:rPr>
-              <w:t xml:space="preserve">Obrigatório</w:t>
-            </w:r>
-          </w:p>
-        </w:tc>
-        <w:tc>
-          <w:tcPr>
-            <w:tcW w:w="1928" w:type="dxa"/>
+              <w:t xml:space="preserve">Edição</w:t>
+            </w:r>
+          </w:p>
+        </w:tc>
+        <w:tc>
+          <w:tcPr>
+            <w:tcW w:w="1214" w:type="dxa"/>
             <w:shd w:val="clear" w:color="auto" w:fill="00B4C8"/>
             <w:vAlign w:val="center"/>
           </w:tcPr>
@@ -21284,6 +22044,54 @@
                 <w:b/>
                 <w:bCs/>
               </w:rPr>
+              <w:t xml:space="preserve">Tipo</w:t>
+            </w:r>
+          </w:p>
+        </w:tc>
+        <w:tc>
+          <w:tcPr>
+            <w:tcW w:w="1426" w:type="dxa"/>
+            <w:shd w:val="clear" w:color="auto" w:fill="00B4C8"/>
+            <w:vAlign w:val="center"/>
+          </w:tcPr>
+          <w:p>
+            <w:pPr>
+              <w:spacing w:before="120" w:after="120"/>
+              <w:jc w:val="center"/>
+              <w:rPr>
+                <w:b/>
+                <w:bCs/>
+              </w:rPr>
+            </w:pPr>
+            <w:r>
+              <w:rPr>
+                <w:b/>
+                <w:bCs/>
+              </w:rPr>
+              <w:t xml:space="preserve">Obrigatório</w:t>
+            </w:r>
+          </w:p>
+        </w:tc>
+        <w:tc>
+          <w:tcPr>
+            <w:tcW w:w="1424" w:type="dxa"/>
+            <w:shd w:val="clear" w:color="auto" w:fill="00B4C8"/>
+            <w:vAlign w:val="center"/>
+          </w:tcPr>
+          <w:p>
+            <w:pPr>
+              <w:spacing w:before="120" w:after="120"/>
+              <w:jc w:val="center"/>
+              <w:rPr>
+                <w:b/>
+                <w:bCs/>
+              </w:rPr>
+            </w:pPr>
+            <w:r>
+              <w:rPr>
+                <w:b/>
+                <w:bCs/>
+              </w:rPr>
               <w:t xml:space="preserve">Validação</w:t>
             </w:r>
           </w:p>
@@ -21292,7 +22100,7 @@
       <w:tr>
         <w:tc>
           <w:tcPr>
-            <w:tcW w:w="1925" w:type="dxa"/>
+            <w:tcW w:w="1574" w:type="dxa"/>
             <w:vAlign w:val="center"/>
           </w:tcPr>
           <w:p>
@@ -21306,7 +22114,21 @@
         </w:tc>
         <w:tc>
           <w:tcPr>
-            <w:tcW w:w="1925" w:type="dxa"/>
+            <w:tcW w:w="1217" w:type="dxa"/>
+            <w:vAlign w:val="center"/>
+          </w:tcPr>
+          <w:p>
+            <w:pPr>
+              <w:spacing w:before="0" w:after="0"/>
+            </w:pPr>
+            <w:r>
+              <w:t xml:space="preserve">Inscrição</w:t>
+            </w:r>
+          </w:p>
+        </w:tc>
+        <w:tc>
+          <w:tcPr>
+            <w:tcW w:w="1700" w:type="dxa"/>
             <w:vAlign w:val="center"/>
           </w:tcPr>
           <w:p>
@@ -21320,21 +22142,35 @@
         </w:tc>
         <w:tc>
           <w:tcPr>
-            <w:tcW w:w="1925" w:type="dxa"/>
-            <w:vAlign w:val="center"/>
-          </w:tcPr>
-          <w:p>
-            <w:pPr>
-              <w:spacing w:before="0" w:after="0"/>
-            </w:pPr>
-            <w:r>
-              <w:t xml:space="preserve">seleção → Inscrição empatada</w:t>
-            </w:r>
-          </w:p>
-        </w:tc>
-        <w:tc>
-          <w:tcPr>
-            <w:tcW w:w="1925" w:type="dxa"/>
+            <w:tcW w:w="1073" w:type="dxa"/>
+            <w:vAlign w:val="center"/>
+          </w:tcPr>
+          <w:p>
+            <w:pPr>
+              <w:spacing w:before="0" w:after="0"/>
+            </w:pPr>
+            <w:r>
+              <w:t xml:space="preserve">editável</w:t>
+            </w:r>
+          </w:p>
+        </w:tc>
+        <w:tc>
+          <w:tcPr>
+            <w:tcW w:w="1214" w:type="dxa"/>
+            <w:vAlign w:val="center"/>
+          </w:tcPr>
+          <w:p>
+            <w:pPr>
+              <w:spacing w:before="0" w:after="0"/>
+            </w:pPr>
+            <w:r>
+              <w:t xml:space="preserve">seleção → Inscrição</w:t>
+            </w:r>
+          </w:p>
+        </w:tc>
+        <w:tc>
+          <w:tcPr>
+            <w:tcW w:w="1426" w:type="dxa"/>
             <w:vAlign w:val="center"/>
           </w:tcPr>
           <w:p>
@@ -21348,15 +22184,15 @@
         </w:tc>
         <w:tc>
           <w:tcPr>
-            <w:tcW w:w="1928" w:type="dxa"/>
-            <w:vAlign w:val="center"/>
-          </w:tcPr>
-          <w:p>
-            <w:pPr>
-              <w:spacing w:before="0" w:after="0"/>
-            </w:pPr>
-            <w:r>
-              <w:t xml:space="preserve">exatamente uma inscrição entre as empatadas no corte</w:t>
+            <w:tcW w:w="1424" w:type="dxa"/>
+            <w:vAlign w:val="center"/>
+          </w:tcPr>
+          <w:p>
+            <w:pPr>
+              <w:spacing w:before="0" w:after="0"/>
+            </w:pPr>
+            <w:r>
+              <w:t xml:space="preserve">uma das inscrições empatadas no corte; exatamente uma vencedora</w:t>
             </w:r>
           </w:p>
         </w:tc>
@@ -21364,7 +22200,7 @@
       <w:tr>
         <w:tc>
           <w:tcPr>
-            <w:tcW w:w="1925" w:type="dxa"/>
+            <w:tcW w:w="1574" w:type="dxa"/>
             <w:vAlign w:val="center"/>
           </w:tcPr>
           <w:p>
@@ -21378,7 +22214,21 @@
         </w:tc>
         <w:tc>
           <w:tcPr>
-            <w:tcW w:w="1925" w:type="dxa"/>
+            <w:tcW w:w="1217" w:type="dxa"/>
+            <w:vAlign w:val="center"/>
+          </w:tcPr>
+          <w:p>
+            <w:pPr>
+              <w:spacing w:before="0" w:after="0"/>
+            </w:pPr>
+            <w:r>
+              <w:t xml:space="preserve">Decisão de Desempate</w:t>
+            </w:r>
+          </w:p>
+        </w:tc>
+        <w:tc>
+          <w:tcPr>
+            <w:tcW w:w="1700" w:type="dxa"/>
             <w:vAlign w:val="center"/>
           </w:tcPr>
           <w:p>
@@ -21392,7 +22242,21 @@
         </w:tc>
         <w:tc>
           <w:tcPr>
-            <w:tcW w:w="1925" w:type="dxa"/>
+            <w:tcW w:w="1073" w:type="dxa"/>
+            <w:vAlign w:val="center"/>
+          </w:tcPr>
+          <w:p>
+            <w:pPr>
+              <w:spacing w:before="0" w:after="0"/>
+            </w:pPr>
+            <w:r>
+              <w:t xml:space="preserve">editável</w:t>
+            </w:r>
+          </w:p>
+        </w:tc>
+        <w:tc>
+          <w:tcPr>
+            <w:tcW w:w="1214" w:type="dxa"/>
             <w:vAlign w:val="center"/>
           </w:tcPr>
           <w:p>
@@ -21406,7 +22270,7 @@
         </w:tc>
         <w:tc>
           <w:tcPr>
-            <w:tcW w:w="1925" w:type="dxa"/>
+            <w:tcW w:w="1426" w:type="dxa"/>
             <w:vAlign w:val="center"/>
           </w:tcPr>
           <w:p>
@@ -21420,7 +22284,7 @@
         </w:tc>
         <w:tc>
           <w:tcPr>
-            <w:tcW w:w="1928" w:type="dxa"/>
+            <w:tcW w:w="1424" w:type="dxa"/>
             <w:vAlign w:val="center"/>
           </w:tcPr>
           <w:p>
@@ -21628,7 +22492,7 @@
               <w:spacing w:before="0" w:after="0"/>
             </w:pPr>
             <w:r>
-              <w:t xml:space="preserve">Ao registrar o desempate ⚠️ *(nomes do enum a confirmar no data-model)*</w:t>
+              <w:t xml:space="preserve">Ao registrar o desempate ⚠️ (nomes do enum a confirmar no data-model)</w:t>
             </w:r>
           </w:p>
         </w:tc>
@@ -21769,6 +22633,11 @@
     <w:p>
       <w:r>
         <w:t xml:space="preserve">Permite ao administrador revisar e editar a devolutiva, tenha ela sido gerada por IA ou escrita à mão, e liberá-la ao participante respeitada a data de liberação da etapa.</w:t>
+      </w:r>
+    </w:p>
+    <w:p>
+      <w:r>
+        <w:t xml:space="preserve">No Editor de Devolutiva, aberto a partir da inscrição na etapa na lista de avaliações, o administrador ajusta o texto, confere na pré-visualização como o participante o verá e confirma a liberação.</w:t>
       </w:r>
     </w:p>
     <w:p>
@@ -21972,7 +22841,7 @@
               <w:spacing w:before="0" w:after="0"/>
             </w:pPr>
             <w:r>
-              <w:t xml:space="preserve">A revisão exige um texto com no mínimo 100 caracteres não-brancos e no máximo 6.000 caracteres. ⚠️ *(limites herdados do feedback consolidado — mesmo registro; a confirmar a fronteira consolidação × devolutiva)*</w:t>
+              <w:t xml:space="preserve">A revisão exige um texto com no mínimo 100 caracteres não-brancos e no máximo 6.000 caracteres. ⚠️ (limites herdados do feedback consolidado — mesmo registro; a confirmar a fronteira consolidação × devolutiva)</w:t>
             </w:r>
           </w:p>
         </w:tc>
@@ -22414,11 +23283,13 @@
         <w:tblLook w:val="04A0" w:firstRow="1" w:lastRow="0" w:firstColumn="1" w:lastColumn="0" w:noHBand="0" w:noVBand="1"/>
       </w:tblPr>
       <w:tblGrid>
-        <w:gridCol w:w="1925"/>
-        <w:gridCol w:w="1925"/>
-        <w:gridCol w:w="1925"/>
-        <w:gridCol w:w="1925"/>
-        <w:gridCol w:w="1928"/>
+        <w:gridCol w:w="1343"/>
+        <w:gridCol w:w="1225"/>
+        <w:gridCol w:w="1725"/>
+        <w:gridCol w:w="1131"/>
+        <w:gridCol w:w="1109"/>
+        <w:gridCol w:w="1438"/>
+        <w:gridCol w:w="1657"/>
       </w:tblGrid>
       <w:tr>
         <w:trPr>
@@ -22426,7 +23297,7 @@
         </w:trPr>
         <w:tc>
           <w:tcPr>
-            <w:tcW w:w="1925" w:type="dxa"/>
+            <w:tcW w:w="1343" w:type="dxa"/>
             <w:shd w:val="clear" w:color="auto" w:fill="00B4C8"/>
             <w:vAlign w:val="center"/>
           </w:tcPr>
@@ -22450,7 +23321,7 @@
         </w:tc>
         <w:tc>
           <w:tcPr>
-            <w:tcW w:w="1925" w:type="dxa"/>
+            <w:tcW w:w="1225" w:type="dxa"/>
             <w:shd w:val="clear" w:color="auto" w:fill="00B4C8"/>
             <w:vAlign w:val="center"/>
           </w:tcPr>
@@ -22468,13 +23339,13 @@
                 <w:b/>
                 <w:bCs/>
               </w:rPr>
-              <w:t xml:space="preserve">Preenchimento</w:t>
-            </w:r>
-          </w:p>
-        </w:tc>
-        <w:tc>
-          <w:tcPr>
-            <w:tcW w:w="1925" w:type="dxa"/>
+              <w:t xml:space="preserve">Entidade</w:t>
+            </w:r>
+          </w:p>
+        </w:tc>
+        <w:tc>
+          <w:tcPr>
+            <w:tcW w:w="1725" w:type="dxa"/>
             <w:shd w:val="clear" w:color="auto" w:fill="00B4C8"/>
             <w:vAlign w:val="center"/>
           </w:tcPr>
@@ -22492,13 +23363,13 @@
                 <w:b/>
                 <w:bCs/>
               </w:rPr>
-              <w:t xml:space="preserve">Tipo</w:t>
-            </w:r>
-          </w:p>
-        </w:tc>
-        <w:tc>
-          <w:tcPr>
-            <w:tcW w:w="1925" w:type="dxa"/>
+              <w:t xml:space="preserve">Preenchimento</w:t>
+            </w:r>
+          </w:p>
+        </w:tc>
+        <w:tc>
+          <w:tcPr>
+            <w:tcW w:w="1131" w:type="dxa"/>
             <w:shd w:val="clear" w:color="auto" w:fill="00B4C8"/>
             <w:vAlign w:val="center"/>
           </w:tcPr>
@@ -22516,13 +23387,13 @@
                 <w:b/>
                 <w:bCs/>
               </w:rPr>
-              <w:t xml:space="preserve">Obrigatório</w:t>
-            </w:r>
-          </w:p>
-        </w:tc>
-        <w:tc>
-          <w:tcPr>
-            <w:tcW w:w="1928" w:type="dxa"/>
+              <w:t xml:space="preserve">Edição</w:t>
+            </w:r>
+          </w:p>
+        </w:tc>
+        <w:tc>
+          <w:tcPr>
+            <w:tcW w:w="1109" w:type="dxa"/>
             <w:shd w:val="clear" w:color="auto" w:fill="00B4C8"/>
             <w:vAlign w:val="center"/>
           </w:tcPr>
@@ -22540,6 +23411,54 @@
                 <w:b/>
                 <w:bCs/>
               </w:rPr>
+              <w:t xml:space="preserve">Tipo</w:t>
+            </w:r>
+          </w:p>
+        </w:tc>
+        <w:tc>
+          <w:tcPr>
+            <w:tcW w:w="1438" w:type="dxa"/>
+            <w:shd w:val="clear" w:color="auto" w:fill="00B4C8"/>
+            <w:vAlign w:val="center"/>
+          </w:tcPr>
+          <w:p>
+            <w:pPr>
+              <w:spacing w:before="120" w:after="120"/>
+              <w:jc w:val="center"/>
+              <w:rPr>
+                <w:b/>
+                <w:bCs/>
+              </w:rPr>
+            </w:pPr>
+            <w:r>
+              <w:rPr>
+                <w:b/>
+                <w:bCs/>
+              </w:rPr>
+              <w:t xml:space="preserve">Obrigatório</w:t>
+            </w:r>
+          </w:p>
+        </w:tc>
+        <w:tc>
+          <w:tcPr>
+            <w:tcW w:w="1657" w:type="dxa"/>
+            <w:shd w:val="clear" w:color="auto" w:fill="00B4C8"/>
+            <w:vAlign w:val="center"/>
+          </w:tcPr>
+          <w:p>
+            <w:pPr>
+              <w:spacing w:before="120" w:after="120"/>
+              <w:jc w:val="center"/>
+              <w:rPr>
+                <w:b/>
+                <w:bCs/>
+              </w:rPr>
+            </w:pPr>
+            <w:r>
+              <w:rPr>
+                <w:b/>
+                <w:bCs/>
+              </w:rPr>
               <w:t xml:space="preserve">Validação</w:t>
             </w:r>
           </w:p>
@@ -22548,7 +23467,7 @@
       <w:tr>
         <w:tc>
           <w:tcPr>
-            <w:tcW w:w="1925" w:type="dxa"/>
+            <w:tcW w:w="1343" w:type="dxa"/>
             <w:vAlign w:val="center"/>
           </w:tcPr>
           <w:p>
@@ -22562,7 +23481,21 @@
         </w:tc>
         <w:tc>
           <w:tcPr>
-            <w:tcW w:w="1925" w:type="dxa"/>
+            <w:tcW w:w="1225" w:type="dxa"/>
+            <w:vAlign w:val="center"/>
+          </w:tcPr>
+          <w:p>
+            <w:pPr>
+              <w:spacing w:before="0" w:after="0"/>
+            </w:pPr>
+            <w:r>
+              <w:t xml:space="preserve">Apuração por Etapa</w:t>
+            </w:r>
+          </w:p>
+        </w:tc>
+        <w:tc>
+          <w:tcPr>
+            <w:tcW w:w="1725" w:type="dxa"/>
             <w:vAlign w:val="center"/>
           </w:tcPr>
           <w:p>
@@ -22576,7 +23509,21 @@
         </w:tc>
         <w:tc>
           <w:tcPr>
-            <w:tcW w:w="1925" w:type="dxa"/>
+            <w:tcW w:w="1131" w:type="dxa"/>
+            <w:vAlign w:val="center"/>
+          </w:tcPr>
+          <w:p>
+            <w:pPr>
+              <w:spacing w:before="0" w:after="0"/>
+            </w:pPr>
+            <w:r>
+              <w:t xml:space="preserve">editável</w:t>
+            </w:r>
+          </w:p>
+        </w:tc>
+        <w:tc>
+          <w:tcPr>
+            <w:tcW w:w="1109" w:type="dxa"/>
             <w:vAlign w:val="center"/>
           </w:tcPr>
           <w:p>
@@ -22590,7 +23537,7 @@
         </w:tc>
         <w:tc>
           <w:tcPr>
-            <w:tcW w:w="1925" w:type="dxa"/>
+            <w:tcW w:w="1438" w:type="dxa"/>
             <w:vAlign w:val="center"/>
           </w:tcPr>
           <w:p>
@@ -22604,7 +23551,7 @@
         </w:tc>
         <w:tc>
           <w:tcPr>
-            <w:tcW w:w="1928" w:type="dxa"/>
+            <w:tcW w:w="1657" w:type="dxa"/>
             <w:vAlign w:val="center"/>
           </w:tcPr>
           <w:p>
@@ -22620,7 +23567,7 @@
       <w:tr>
         <w:tc>
           <w:tcPr>
-            <w:tcW w:w="1925" w:type="dxa"/>
+            <w:tcW w:w="1343" w:type="dxa"/>
             <w:vAlign w:val="center"/>
           </w:tcPr>
           <w:p>
@@ -22634,7 +23581,21 @@
         </w:tc>
         <w:tc>
           <w:tcPr>
-            <w:tcW w:w="1925" w:type="dxa"/>
+            <w:tcW w:w="1225" w:type="dxa"/>
+            <w:vAlign w:val="center"/>
+          </w:tcPr>
+          <w:p>
+            <w:pPr>
+              <w:spacing w:before="0" w:after="0"/>
+            </w:pPr>
+            <w:r>
+              <w:t xml:space="preserve">Apuração por Etapa</w:t>
+            </w:r>
+          </w:p>
+        </w:tc>
+        <w:tc>
+          <w:tcPr>
+            <w:tcW w:w="1725" w:type="dxa"/>
             <w:vAlign w:val="center"/>
           </w:tcPr>
           <w:p>
@@ -22648,7 +23609,21 @@
         </w:tc>
         <w:tc>
           <w:tcPr>
-            <w:tcW w:w="1925" w:type="dxa"/>
+            <w:tcW w:w="1131" w:type="dxa"/>
+            <w:vAlign w:val="center"/>
+          </w:tcPr>
+          <w:p>
+            <w:pPr>
+              <w:spacing w:before="0" w:after="0"/>
+            </w:pPr>
+            <w:r>
+              <w:t xml:space="preserve">somente leitura</w:t>
+            </w:r>
+          </w:p>
+        </w:tc>
+        <w:tc>
+          <w:tcPr>
+            <w:tcW w:w="1109" w:type="dxa"/>
             <w:vAlign w:val="center"/>
           </w:tcPr>
           <w:p>
@@ -22662,7 +23637,7 @@
         </w:tc>
         <w:tc>
           <w:tcPr>
-            <w:tcW w:w="1925" w:type="dxa"/>
+            <w:tcW w:w="1438" w:type="dxa"/>
             <w:vAlign w:val="center"/>
           </w:tcPr>
           <w:p>
@@ -22676,7 +23651,7 @@
         </w:tc>
         <w:tc>
           <w:tcPr>
-            <w:tcW w:w="1928" w:type="dxa"/>
+            <w:tcW w:w="1657" w:type="dxa"/>
             <w:vAlign w:val="center"/>
           </w:tcPr>
           <w:p>
